--- a/exercices/xss/e-183-ALL-XSS.docx
+++ b/exercices/xss/e-183-ALL-XSS.docx
@@ -1,6 +1,6 @@
 
 <file path=word/document.xml><?xml version="1.0" encoding="utf-8"?>
-<w:document xmlns:wpc="http://schemas.microsoft.com/office/word/2010/wordprocessingCanvas" xmlns:cx="http://schemas.microsoft.com/office/drawing/2014/chartex" xmlns:cx1="http://schemas.microsoft.com/office/drawing/2015/9/8/chartex" xmlns:cx2="http://schemas.microsoft.com/office/drawing/2015/10/21/chartex" xmlns:cx3="http://schemas.microsoft.com/office/drawing/2016/5/9/chartex" xmlns:cx4="http://schemas.microsoft.com/office/drawing/2016/5/10/chartex" xmlns:cx5="http://schemas.microsoft.com/office/drawing/2016/5/11/chartex" xmlns:cx6="http://schemas.microsoft.com/office/drawing/2016/5/12/chartex" xmlns:cx7="http://schemas.microsoft.com/office/drawing/2016/5/13/chartex" xmlns:cx8="http://schemas.microsoft.com/office/drawing/2016/5/14/chartex" xmlns:mc="http://schemas.openxmlformats.org/markup-compatibility/2006" xmlns:aink="http://schemas.microsoft.com/office/drawing/2016/ink" xmlns:am3d="http://schemas.microsoft.com/office/drawing/2017/model3d" xmlns:o="urn:schemas-microsoft-com:office:office" xmlns:oel="http://schemas.microsoft.com/office/2019/extlst" xmlns:r="http://schemas.openxmlformats.org/officeDocument/2006/relationships" xmlns:m="http://schemas.openxmlformats.org/officeDocument/2006/math" xmlns:v="urn:schemas-microsoft-com:vml" xmlns:wp14="http://schemas.microsoft.com/office/word/2010/wordprocessingDrawing" xmlns:wp="http://schemas.openxmlformats.org/drawingml/2006/wordprocessingDrawing" xmlns:w10="urn:schemas-microsoft-com:office:word" xmlns:w="http://schemas.openxmlformats.org/wordprocessingml/2006/main" xmlns:w14="http://schemas.microsoft.com/office/word/2010/wordml" xmlns:w15="http://schemas.microsoft.com/office/word/2012/wordml" xmlns:w16cex="http://schemas.microsoft.com/office/word/2018/wordml/cex" xmlns:w16cid="http://schemas.microsoft.com/office/word/2016/wordml/cid" xmlns:w16="http://schemas.microsoft.com/office/word/2018/wordml" xmlns:w16du="http://schemas.microsoft.com/office/word/2023/wordml/word16du" xmlns:w16sdtdh="http://schemas.microsoft.com/office/word/2020/wordml/sdtdatahash" xmlns:w16sdtfl="http://schemas.microsoft.com/office/word/2024/wordml/sdtformatlock" xmlns:w16se="http://schemas.microsoft.com/office/word/2015/wordml/symex" xmlns:wpg="http://schemas.microsoft.com/office/word/2010/wordprocessingGroup" xmlns:wpi="http://schemas.microsoft.com/office/word/2010/wordprocessingInk" xmlns:wne="http://schemas.microsoft.com/office/word/2006/wordml" xmlns:wps="http://schemas.microsoft.com/office/word/2010/wordprocessingShape" mc:Ignorable="w14 w15 w16se w16cid w16 w16cex w16sdtdh w16sdtfl w16du wp14">
+<w:document xmlns:wpc="http://schemas.microsoft.com/office/word/2010/wordprocessingCanvas" xmlns:cx="http://schemas.microsoft.com/office/drawing/2014/chartex" xmlns:cx1="http://schemas.microsoft.com/office/drawing/2015/9/8/chartex" xmlns:cx2="http://schemas.microsoft.com/office/drawing/2015/10/21/chartex" xmlns:cx3="http://schemas.microsoft.com/office/drawing/2016/5/9/chartex" xmlns:cx4="http://schemas.microsoft.com/office/drawing/2016/5/10/chartex" xmlns:cx5="http://schemas.microsoft.com/office/drawing/2016/5/11/chartex" xmlns:cx6="http://schemas.microsoft.com/office/drawing/2016/5/12/chartex" xmlns:cx7="http://schemas.microsoft.com/office/drawing/2016/5/13/chartex" xmlns:cx8="http://schemas.microsoft.com/office/drawing/2016/5/14/chartex" xmlns:mc="http://schemas.openxmlformats.org/markup-compatibility/2006" xmlns:aink="http://schemas.microsoft.com/office/drawing/2016/ink" xmlns:am3d="http://schemas.microsoft.com/office/drawing/2017/model3d" xmlns:o="urn:schemas-microsoft-com:office:office" xmlns:oel="http://schemas.microsoft.com/office/2019/extlst" xmlns:r="http://schemas.openxmlformats.org/officeDocument/2006/relationships" xmlns:m="http://schemas.openxmlformats.org/officeDocument/2006/math" xmlns:v="urn:schemas-microsoft-com:vml" xmlns:wp14="http://schemas.microsoft.com/office/word/2010/wordprocessingDrawing" xmlns:wp="http://schemas.openxmlformats.org/drawingml/2006/wordprocessingDrawing" xmlns:w10="urn:schemas-microsoft-com:office:word" xmlns:w="http://schemas.openxmlformats.org/wordprocessingml/2006/main" xmlns:w14="http://schemas.microsoft.com/office/word/2010/wordml" xmlns:w15="http://schemas.microsoft.com/office/word/2012/wordml" xmlns:w16cex="http://schemas.microsoft.com/office/word/2018/wordml/cex" xmlns:w16cid="http://schemas.microsoft.com/office/word/2016/wordml/cid" xmlns:w16="http://schemas.microsoft.com/office/word/2018/wordml" xmlns:w16sdtdh="http://schemas.microsoft.com/office/word/2020/wordml/sdtdatahash" xmlns:w16se="http://schemas.microsoft.com/office/word/2015/wordml/symex" xmlns:wpg="http://schemas.microsoft.com/office/word/2010/wordprocessingGroup" xmlns:wpi="http://schemas.microsoft.com/office/word/2010/wordprocessingInk" xmlns:wne="http://schemas.microsoft.com/office/word/2006/wordml" xmlns:wps="http://schemas.microsoft.com/office/word/2010/wordprocessingShape" mc:Ignorable="w14 w15 w16se w16cid w16 w16cex w16sdtdh wp14">
   <w:body>
     <w:p>
       <w:pPr>
@@ -708,27 +708,32 @@
         </w:tabs>
       </w:pPr>
       <w:r>
-        <w:tab/>
-      </w:r>
-    </w:p>
-    <w:p>
-      <w:pPr>
-        <w:tabs>
-          <w:tab w:val="left" w:leader="dot" w:pos="9072"/>
-        </w:tabs>
-      </w:pPr>
-      <w:r>
-        <w:tab/>
-      </w:r>
-    </w:p>
-    <w:p>
-      <w:pPr>
-        <w:tabs>
-          <w:tab w:val="left" w:leader="dot" w:pos="9072"/>
-        </w:tabs>
-      </w:pPr>
-      <w:r>
-        <w:tab/>
+        <w:t xml:space="preserve">Il consiste à "transformer" des caractères qui peuvent être considérés comme malveillants dans un certain contexte. </w:t>
+      </w:r>
+      <w:proofErr w:type="gramStart"/>
+      <w:r>
+        <w:t>Ex:</w:t>
+      </w:r>
+      <w:proofErr w:type="gramEnd"/>
+      <w:r>
+        <w:t xml:space="preserve"> le caractère &lt; est souvent considéré comme une balise ouvrante en javascript lors des attaques XSS. </w:t>
+      </w:r>
+      <w:r>
+        <w:t xml:space="preserve">On le transforme alors en </w:t>
+      </w:r>
+      <w:r>
+        <w:t>&amp;</w:t>
+      </w:r>
+      <w:proofErr w:type="spellStart"/>
+      <w:r>
+        <w:t>lt</w:t>
+      </w:r>
+      <w:proofErr w:type="spellEnd"/>
+      <w:r>
+        <w:t xml:space="preserve"> ou %3</w:t>
+      </w:r>
+      <w:r>
+        <w:t>C.</w:t>
       </w:r>
     </w:p>
     <w:p>
@@ -900,7 +905,55 @@
           <w:tcPr>
             <w:tcW w:w="4508" w:type="dxa"/>
           </w:tcPr>
-          <w:p/>
+          <w:p>
+            <w:r>
+              <w:t>%3C</w:t>
+            </w:r>
+            <w:r>
+              <w:t xml:space="preserve"> ou &amp;</w:t>
+            </w:r>
+            <w:proofErr w:type="spellStart"/>
+            <w:r>
+              <w:t>lt</w:t>
+            </w:r>
+            <w:proofErr w:type="spellEnd"/>
+          </w:p>
+        </w:tc>
+      </w:tr>
+      <w:tr>
+        <w:tc>
+          <w:tcPr>
+            <w:tcW w:w="4508" w:type="dxa"/>
+          </w:tcPr>
+          <w:p>
+            <w:pPr>
+              <w:rPr>
+                <w:vanish/>
+              </w:rPr>
+            </w:pPr>
+            <w:r>
+              <w:t>&gt;</w:t>
+            </w:r>
+          </w:p>
+        </w:tc>
+        <w:tc>
+          <w:tcPr>
+            <w:tcW w:w="4508" w:type="dxa"/>
+          </w:tcPr>
+          <w:p>
+            <w:r>
+              <w:t>%3</w:t>
+            </w:r>
+            <w:r>
+              <w:rPr>
+                <w:vertAlign w:val="superscript"/>
+              </w:rPr>
+              <w:t>E</w:t>
+            </w:r>
+            <w:r>
+              <w:t xml:space="preserve"> ou &amp;gt</w:t>
+            </w:r>
+          </w:p>
         </w:tc>
       </w:tr>
       <w:tr>
@@ -921,7 +974,7 @@
               <w:rPr>
                 <w:vanish/>
               </w:rPr>
-              <w:t>&gt;</w:t>
+              <w:t>&amp;</w:t>
             </w:r>
           </w:p>
         </w:tc>
@@ -929,7 +982,11 @@
           <w:tcPr>
             <w:tcW w:w="4508" w:type="dxa"/>
           </w:tcPr>
-          <w:p/>
+          <w:p>
+            <w:r>
+              <w:t>%26</w:t>
+            </w:r>
+          </w:p>
         </w:tc>
       </w:tr>
       <w:tr>
@@ -950,7 +1007,7 @@
               <w:rPr>
                 <w:vanish/>
               </w:rPr>
-              <w:t>?</w:t>
+              <w:t xml:space="preserve"> </w:t>
             </w:r>
           </w:p>
         </w:tc>
@@ -958,7 +1015,11 @@
           <w:tcPr>
             <w:tcW w:w="4508" w:type="dxa"/>
           </w:tcPr>
-          <w:p/>
+          <w:p>
+            <w:r>
+              <w:t>%20</w:t>
+            </w:r>
+          </w:p>
         </w:tc>
       </w:tr>
       <w:tr>
@@ -979,7 +1040,7 @@
               <w:rPr>
                 <w:vanish/>
               </w:rPr>
-              <w:t xml:space="preserve"> </w:t>
+              <w:t>=</w:t>
             </w:r>
           </w:p>
         </w:tc>
@@ -987,7 +1048,11 @@
           <w:tcPr>
             <w:tcW w:w="4508" w:type="dxa"/>
           </w:tcPr>
-          <w:p/>
+          <w:p>
+            <w:r>
+              <w:t>%3D</w:t>
+            </w:r>
+          </w:p>
         </w:tc>
       </w:tr>
       <w:tr>
@@ -1008,35 +1073,6 @@
               <w:rPr>
                 <w:vanish/>
               </w:rPr>
-              <w:t>=</w:t>
-            </w:r>
-          </w:p>
-        </w:tc>
-        <w:tc>
-          <w:tcPr>
-            <w:tcW w:w="4508" w:type="dxa"/>
-          </w:tcPr>
-          <w:p/>
-        </w:tc>
-      </w:tr>
-      <w:tr>
-        <w:trPr>
-          <w:hidden/>
-        </w:trPr>
-        <w:tc>
-          <w:tcPr>
-            <w:tcW w:w="4508" w:type="dxa"/>
-          </w:tcPr>
-          <w:p>
-            <w:pPr>
-              <w:rPr>
-                <w:vanish/>
-              </w:rPr>
-            </w:pPr>
-            <w:r>
-              <w:rPr>
-                <w:vanish/>
-              </w:rPr>
               <w:t>‘</w:t>
             </w:r>
           </w:p>
@@ -1045,7 +1081,11 @@
           <w:tcPr>
             <w:tcW w:w="4508" w:type="dxa"/>
           </w:tcPr>
-          <w:p/>
+          <w:p>
+            <w:r>
+              <w:t>%27</w:t>
+            </w:r>
+          </w:p>
         </w:tc>
       </w:tr>
     </w:tbl>
@@ -1063,7 +1103,15 @@
       </w:pPr>
       <w:r>
         <w:lastRenderedPageBreak/>
-        <w:t>XSS (HTTP payload)</w:t>
+        <w:t xml:space="preserve">XSS (HTTP </w:t>
+      </w:r>
+      <w:proofErr w:type="spellStart"/>
+      <w:r>
+        <w:t>payload</w:t>
+      </w:r>
+      <w:proofErr w:type="spellEnd"/>
+      <w:r>
+        <w:t>)</w:t>
       </w:r>
     </w:p>
     <w:p>
@@ -1086,27 +1134,57 @@
           <w:b/>
           <w:bCs/>
         </w:rPr>
-        <w:t>http://localhost:8087/search-results?q=mot_clé</w:t>
-      </w:r>
+        <w:t>http://localhost:8087/</w:t>
+      </w:r>
+      <w:proofErr w:type="spellStart"/>
       <w:r>
         <w:rPr>
           <w:b/>
           <w:bCs/>
         </w:rPr>
-        <w:t>)</w:t>
-      </w:r>
+        <w:t>search-results?q</w:t>
+      </w:r>
+      <w:proofErr w:type="spellEnd"/>
       <w:r>
         <w:rPr>
           <w:b/>
           <w:bCs/>
         </w:rPr>
+        <w:t>=</w:t>
+      </w:r>
+      <w:proofErr w:type="spellStart"/>
+      <w:r>
+        <w:rPr>
+          <w:b/>
+          <w:bCs/>
+        </w:rPr>
+        <w:t>mot_clé</w:t>
+      </w:r>
+      <w:proofErr w:type="spellEnd"/>
+      <w:r>
+        <w:rPr>
+          <w:b/>
+          <w:bCs/>
+        </w:rPr>
+        <w:t>)</w:t>
+      </w:r>
+      <w:r>
+        <w:rPr>
+          <w:b/>
+          <w:bCs/>
+        </w:rPr>
         <w:t xml:space="preserve"> </w:t>
       </w:r>
       <w:r>
         <w:t xml:space="preserve">qui permet à vos visiteurs </w:t>
       </w:r>
-      <w:r>
-        <w:t>de faire une recherche</w:t>
+      <w:proofErr w:type="gramStart"/>
+      <w:r>
+        <w:t>de faire</w:t>
+      </w:r>
+      <w:proofErr w:type="gramEnd"/>
+      <w:r>
+        <w:t xml:space="preserve"> une recherche</w:t>
       </w:r>
       <w:r>
         <w:t>.</w:t>
@@ -1139,7 +1217,10 @@
     </w:p>
     <w:p>
       <w:r>
-        <w:t xml:space="preserve">Quels </w:t>
+        <w:t>Quel</w:t>
+      </w:r>
+      <w:r>
+        <w:t xml:space="preserve"> </w:t>
       </w:r>
       <w:r>
         <w:t>est</w:t>
@@ -1153,22 +1234,707 @@
     </w:p>
     <w:p>
       <w:pPr>
+        <w:rPr>
+          <w:lang w:val="en-US"/>
+        </w:rPr>
+      </w:pPr>
+      <w:r>
+        <w:rPr>
+          <w:lang w:val="en-US"/>
+        </w:rPr>
+        <w:t xml:space="preserve">    const </w:t>
+      </w:r>
+      <w:proofErr w:type="spellStart"/>
+      <w:r>
+        <w:rPr>
+          <w:lang w:val="en-US"/>
+        </w:rPr>
+        <w:t>searchTerm</w:t>
+      </w:r>
+      <w:proofErr w:type="spellEnd"/>
+      <w:r>
+        <w:rPr>
+          <w:lang w:val="en-US"/>
+        </w:rPr>
+        <w:t xml:space="preserve"> = </w:t>
+      </w:r>
+      <w:proofErr w:type="spellStart"/>
+      <w:proofErr w:type="gramStart"/>
+      <w:r>
+        <w:rPr>
+          <w:lang w:val="en-US"/>
+        </w:rPr>
+        <w:t>req.query</w:t>
+      </w:r>
+      <w:proofErr w:type="gramEnd"/>
+      <w:r>
+        <w:rPr>
+          <w:lang w:val="en-US"/>
+        </w:rPr>
+        <w:t>.q</w:t>
+      </w:r>
+      <w:proofErr w:type="spellEnd"/>
+      <w:r>
+        <w:rPr>
+          <w:lang w:val="en-US"/>
+        </w:rPr>
+        <w:t>;    </w:t>
+      </w:r>
+    </w:p>
+    <w:p>
+      <w:pPr>
+        <w:rPr>
+          <w:lang w:val="en-US"/>
+        </w:rPr>
+      </w:pPr>
+      <w:r>
+        <w:rPr>
+          <w:lang w:val="en-US"/>
+        </w:rPr>
+        <w:t xml:space="preserve">    const </w:t>
+      </w:r>
+      <w:proofErr w:type="spellStart"/>
+      <w:r>
+        <w:rPr>
+          <w:lang w:val="en-US"/>
+        </w:rPr>
+        <w:t>searchResults</w:t>
+      </w:r>
+      <w:proofErr w:type="spellEnd"/>
+      <w:r>
+        <w:rPr>
+          <w:lang w:val="en-US"/>
+        </w:rPr>
+        <w:t xml:space="preserve"> = `&lt;h1&gt;Search results&lt;/h1&gt;&lt;p&gt;Search results for "${</w:t>
+      </w:r>
+      <w:proofErr w:type="spellStart"/>
+      <w:r>
+        <w:rPr>
+          <w:lang w:val="en-US"/>
+        </w:rPr>
+        <w:t>searchTerm</w:t>
+      </w:r>
+      <w:proofErr w:type="spellEnd"/>
+      <w:r>
+        <w:rPr>
+          <w:lang w:val="en-US"/>
+        </w:rPr>
+        <w:t>}</w:t>
+      </w:r>
+      <w:proofErr w:type="gramStart"/>
+      <w:r>
+        <w:rPr>
+          <w:lang w:val="en-US"/>
+        </w:rPr>
+        <w:t>".&lt;</w:t>
+      </w:r>
+      <w:proofErr w:type="gramEnd"/>
+      <w:r>
+        <w:rPr>
+          <w:lang w:val="en-US"/>
+        </w:rPr>
+        <w:t>/p&gt;`;</w:t>
+      </w:r>
+    </w:p>
+    <w:p>
+      <w:pPr>
+        <w:rPr>
+          <w:lang w:val="en-US"/>
+        </w:rPr>
+      </w:pPr>
+    </w:p>
+    <w:p>
+      <w:pPr>
+        <w:rPr>
+          <w:lang w:val="en-US"/>
+        </w:rPr>
+      </w:pPr>
+    </w:p>
+    <w:p>
+      <w:pPr>
+        <w:pStyle w:val="Titre2"/>
+      </w:pPr>
+      <w:r>
+        <w:t>Exploiter la vulnérabilité</w:t>
+      </w:r>
+    </w:p>
+    <w:p>
+      <w:r>
+        <w:t>Essayez d’exploiter l</w:t>
+      </w:r>
+      <w:r>
+        <w:t>’URL</w:t>
+      </w:r>
+      <w:r>
+        <w:t xml:space="preserve"> pour y insérer un script</w:t>
+      </w:r>
+      <w:r>
+        <w:t xml:space="preserve">. Vous serez ainsi dans le rôle de l’attaquant qui essaie de forger un lien pour </w:t>
+      </w:r>
+      <w:r>
+        <w:t>attaquer une cible.</w:t>
+      </w:r>
+    </w:p>
+    <w:p>
+      <w:pPr>
+        <w:rPr>
+          <w:i/>
+          <w:iCs/>
+        </w:rPr>
+      </w:pPr>
+      <w:r>
+        <w:rPr>
+          <w:i/>
+          <w:iCs/>
+        </w:rPr>
+        <w:t>Indice : essayer de mettre de balises</w:t>
+      </w:r>
+      <w:r>
+        <w:rPr>
+          <w:i/>
+          <w:iCs/>
+        </w:rPr>
+        <w:t xml:space="preserve"> &lt;script&gt;</w:t>
+      </w:r>
+      <w:r>
+        <w:rPr>
+          <w:i/>
+          <w:iCs/>
+        </w:rPr>
+        <w:t>.</w:t>
+      </w:r>
+    </w:p>
+    <w:p>
+      <w:pPr>
+        <w:rPr>
+          <w:i/>
+          <w:iCs/>
+        </w:rPr>
+      </w:pPr>
+      <w:r>
+        <w:rPr>
+          <w:i/>
+          <w:iCs/>
+        </w:rPr>
+        <w:t>Expliquez comment fonctionne la faille :</w:t>
+      </w:r>
+    </w:p>
+    <w:p>
+      <w:pPr>
+        <w:spacing w:line="259" w:lineRule="auto"/>
+      </w:pPr>
+      <w:r>
+        <w:t>&lt;</w:t>
+      </w:r>
+      <w:proofErr w:type="gramStart"/>
+      <w:r>
+        <w:t>script</w:t>
+      </w:r>
+      <w:proofErr w:type="gramEnd"/>
+      <w:r>
+        <w:t>&gt;</w:t>
+      </w:r>
+      <w:proofErr w:type="spellStart"/>
+      <w:r>
+        <w:t>alert</w:t>
+      </w:r>
+      <w:proofErr w:type="spellEnd"/>
+      <w:r>
+        <w:t>(%27XSS%27)&lt;/script&gt;</w:t>
+      </w:r>
+      <w:r>
+        <w:t xml:space="preserve"> </w:t>
+      </w:r>
+    </w:p>
+    <w:p>
+      <w:pPr>
+        <w:spacing w:line="259" w:lineRule="auto"/>
+      </w:pPr>
+      <w:r>
+        <w:t>L’application renvoie au navigateur des données non échappées provenant directement de l’utilisateur.</w:t>
+      </w:r>
+    </w:p>
+    <w:p>
+      <w:pPr>
+        <w:spacing w:line="259" w:lineRule="auto"/>
+      </w:pPr>
+      <w:r>
+        <w:t>Ces données sont insérées dans la réponse HTTP comme du HTML.</w:t>
+      </w:r>
+    </w:p>
+    <w:p>
+      <w:pPr>
+        <w:spacing w:line="259" w:lineRule="auto"/>
+      </w:pPr>
+      <w:r>
+        <w:t xml:space="preserve">Si ce contenu contient du JavaScript (balises &lt;script&gt;, </w:t>
+      </w:r>
+      <w:proofErr w:type="spellStart"/>
+      <w:r>
+        <w:t>onerror</w:t>
+      </w:r>
+      <w:proofErr w:type="spellEnd"/>
+      <w:r>
+        <w:t>=, etc.), celui-ci est exécuté par le navigateur.</w:t>
+      </w:r>
+    </w:p>
+    <w:p>
+      <w:pPr>
+        <w:spacing w:line="259" w:lineRule="auto"/>
+      </w:pPr>
+      <w:r>
+        <w:t>Un attaquant peut donc envoyer un lien spécialement construit à une victime pour faire exécuter du code dans son navigateur.</w:t>
+      </w:r>
+    </w:p>
+    <w:p>
+      <w:pPr>
+        <w:spacing w:line="259" w:lineRule="auto"/>
+      </w:pPr>
+      <w:r>
+        <w:br w:type="page"/>
+      </w:r>
+    </w:p>
+    <w:p>
+      <w:pPr>
+        <w:pStyle w:val="Titre2"/>
+      </w:pPr>
+      <w:r>
+        <w:lastRenderedPageBreak/>
+        <w:t>Corriger la vulnérabilité</w:t>
+      </w:r>
+    </w:p>
+    <w:p>
+      <w:r>
+        <w:t>Mett</w:t>
+      </w:r>
+      <w:r>
+        <w:t>re</w:t>
+      </w:r>
+      <w:r>
+        <w:t xml:space="preserve"> en place un élément dans </w:t>
+      </w:r>
+      <w:r>
+        <w:t>le</w:t>
+      </w:r>
+      <w:r>
+        <w:t xml:space="preserve"> code qui empêchera un attaquant d’exploiter les vulnérabilités de votre site.</w:t>
+      </w:r>
+    </w:p>
+    <w:p>
+      <w:r>
+        <w:t>Détail de l’implémentation :</w:t>
+      </w:r>
+    </w:p>
+    <w:p>
+      <w:pPr>
+        <w:rPr>
+          <w:lang w:val="en-US"/>
+        </w:rPr>
+      </w:pPr>
+      <w:proofErr w:type="spellStart"/>
+      <w:proofErr w:type="gramStart"/>
+      <w:r>
+        <w:rPr>
+          <w:lang w:val="en-US"/>
+        </w:rPr>
+        <w:t>app.get</w:t>
+      </w:r>
+      <w:proofErr w:type="spellEnd"/>
+      <w:r>
+        <w:rPr>
+          <w:lang w:val="en-US"/>
+        </w:rPr>
+        <w:t>(</w:t>
+      </w:r>
+      <w:proofErr w:type="gramEnd"/>
+      <w:r>
+        <w:rPr>
+          <w:lang w:val="en-US"/>
+        </w:rPr>
+        <w:t>'/search-results', (req, res) =&gt; {</w:t>
+      </w:r>
+    </w:p>
+    <w:p>
+      <w:pPr>
+        <w:rPr>
+          <w:lang w:val="en-US"/>
+        </w:rPr>
+      </w:pPr>
+      <w:r>
+        <w:rPr>
+          <w:lang w:val="en-US"/>
+        </w:rPr>
+        <w:t xml:space="preserve">    const </w:t>
+      </w:r>
+      <w:proofErr w:type="spellStart"/>
+      <w:r>
+        <w:rPr>
+          <w:lang w:val="en-US"/>
+        </w:rPr>
+        <w:t>searchTerm</w:t>
+      </w:r>
+      <w:proofErr w:type="spellEnd"/>
+      <w:r>
+        <w:rPr>
+          <w:lang w:val="en-US"/>
+        </w:rPr>
+        <w:t xml:space="preserve"> = </w:t>
+      </w:r>
+      <w:proofErr w:type="spellStart"/>
+      <w:proofErr w:type="gramStart"/>
+      <w:r>
+        <w:rPr>
+          <w:lang w:val="en-US"/>
+        </w:rPr>
+        <w:t>req.query</w:t>
+      </w:r>
+      <w:proofErr w:type="gramEnd"/>
+      <w:r>
+        <w:rPr>
+          <w:lang w:val="en-US"/>
+        </w:rPr>
+        <w:t>.q</w:t>
+      </w:r>
+      <w:proofErr w:type="spellEnd"/>
+      <w:r>
+        <w:rPr>
+          <w:lang w:val="en-US"/>
+        </w:rPr>
+        <w:t xml:space="preserve"> || '';</w:t>
+      </w:r>
+    </w:p>
+    <w:p>
+      <w:pPr>
+        <w:rPr>
+          <w:lang w:val="en-US"/>
+        </w:rPr>
+      </w:pPr>
+      <w:r>
+        <w:rPr>
+          <w:lang w:val="en-US"/>
+        </w:rPr>
+        <w:t xml:space="preserve">    const </w:t>
+      </w:r>
+      <w:proofErr w:type="spellStart"/>
+      <w:r>
+        <w:rPr>
+          <w:lang w:val="en-US"/>
+        </w:rPr>
+        <w:t>safeSearchTerm</w:t>
+      </w:r>
+      <w:proofErr w:type="spellEnd"/>
+      <w:r>
+        <w:rPr>
+          <w:lang w:val="en-US"/>
+        </w:rPr>
+        <w:t xml:space="preserve"> = </w:t>
+      </w:r>
+      <w:proofErr w:type="spellStart"/>
+      <w:r>
+        <w:rPr>
+          <w:lang w:val="en-US"/>
+        </w:rPr>
+        <w:t>escapeHtml</w:t>
+      </w:r>
+      <w:proofErr w:type="spellEnd"/>
+      <w:r>
+        <w:rPr>
+          <w:lang w:val="en-US"/>
+        </w:rPr>
+        <w:t>(</w:t>
+      </w:r>
+      <w:proofErr w:type="spellStart"/>
+      <w:r>
+        <w:rPr>
+          <w:lang w:val="en-US"/>
+        </w:rPr>
+        <w:t>searchTerm</w:t>
+      </w:r>
+      <w:proofErr w:type="spellEnd"/>
+      <w:proofErr w:type="gramStart"/>
+      <w:r>
+        <w:rPr>
+          <w:lang w:val="en-US"/>
+        </w:rPr>
+        <w:t>);</w:t>
+      </w:r>
+      <w:proofErr w:type="gramEnd"/>
+    </w:p>
+    <w:p>
+      <w:pPr>
+        <w:rPr>
+          <w:lang w:val="en-US"/>
+        </w:rPr>
+      </w:pPr>
+      <w:r>
+        <w:rPr>
+          <w:lang w:val="en-US"/>
+        </w:rPr>
+        <w:t xml:space="preserve">    const </w:t>
+      </w:r>
+      <w:proofErr w:type="spellStart"/>
+      <w:r>
+        <w:rPr>
+          <w:lang w:val="en-US"/>
+        </w:rPr>
+        <w:t>searchResults</w:t>
+      </w:r>
+      <w:proofErr w:type="spellEnd"/>
+      <w:r>
+        <w:rPr>
+          <w:lang w:val="en-US"/>
+        </w:rPr>
+        <w:t xml:space="preserve"> = `</w:t>
+      </w:r>
+    </w:p>
+    <w:p>
+      <w:pPr>
+        <w:rPr>
+          <w:lang w:val="en-US"/>
+        </w:rPr>
+      </w:pPr>
+      <w:r>
+        <w:rPr>
+          <w:lang w:val="en-US"/>
+        </w:rPr>
+        <w:t>        &lt;h1&gt;Search results&lt;/h1&gt;</w:t>
+      </w:r>
+    </w:p>
+    <w:p>
+      <w:pPr>
+        <w:rPr>
+          <w:lang w:val="en-US"/>
+        </w:rPr>
+      </w:pPr>
+      <w:r>
+        <w:rPr>
+          <w:lang w:val="en-US"/>
+        </w:rPr>
+        <w:t>        &lt;p&gt;Search results for "${</w:t>
+      </w:r>
+      <w:proofErr w:type="spellStart"/>
+      <w:r>
+        <w:rPr>
+          <w:lang w:val="en-US"/>
+        </w:rPr>
+        <w:t>safeSearchTerm</w:t>
+      </w:r>
+      <w:proofErr w:type="spellEnd"/>
+      <w:r>
+        <w:rPr>
+          <w:lang w:val="en-US"/>
+        </w:rPr>
+        <w:t>}</w:t>
+      </w:r>
+      <w:proofErr w:type="gramStart"/>
+      <w:r>
+        <w:rPr>
+          <w:lang w:val="en-US"/>
+        </w:rPr>
+        <w:t>".&lt;</w:t>
+      </w:r>
+      <w:proofErr w:type="gramEnd"/>
+      <w:r>
+        <w:rPr>
+          <w:lang w:val="en-US"/>
+        </w:rPr>
+        <w:t>/p&gt;</w:t>
+      </w:r>
+    </w:p>
+    <w:p>
+      <w:r>
+        <w:rPr>
+          <w:lang w:val="en-US"/>
+        </w:rPr>
+        <w:t xml:space="preserve">    </w:t>
+      </w:r>
+      <w:r>
+        <w:t>`;</w:t>
+      </w:r>
+    </w:p>
+    <w:p>
+      <w:r>
+        <w:t xml:space="preserve">    </w:t>
+      </w:r>
+      <w:proofErr w:type="spellStart"/>
+      <w:proofErr w:type="gramStart"/>
+      <w:r>
+        <w:t>res.send</w:t>
+      </w:r>
+      <w:proofErr w:type="spellEnd"/>
+      <w:proofErr w:type="gramEnd"/>
+      <w:r>
+        <w:t>(</w:t>
+      </w:r>
+      <w:proofErr w:type="spellStart"/>
+      <w:r>
+        <w:t>searchResults</w:t>
+      </w:r>
+      <w:proofErr w:type="spellEnd"/>
+      <w:r>
+        <w:t>);</w:t>
+      </w:r>
+    </w:p>
+    <w:p>
+      <w:r>
+        <w:t>});</w:t>
+      </w:r>
+    </w:p>
+    <w:p/>
+    <w:p>
+      <w:pPr>
+        <w:spacing w:line="259" w:lineRule="auto"/>
+      </w:pPr>
+      <w:r>
+        <w:br w:type="page"/>
+      </w:r>
+    </w:p>
+    <w:p>
+      <w:pPr>
+        <w:pStyle w:val="Titre1"/>
+      </w:pPr>
+      <w:r>
+        <w:lastRenderedPageBreak/>
+        <w:t>XSS (</w:t>
+      </w:r>
+      <w:proofErr w:type="spellStart"/>
+      <w:r>
+        <w:t>Stored</w:t>
+      </w:r>
+      <w:proofErr w:type="spellEnd"/>
+      <w:r>
+        <w:t>)</w:t>
+      </w:r>
+    </w:p>
+    <w:p>
+      <w:pPr>
+        <w:pStyle w:val="Titre2"/>
+      </w:pPr>
+      <w:r>
+        <w:t>Contexte</w:t>
+      </w:r>
+    </w:p>
+    <w:p>
+      <w:r>
+        <w:t xml:space="preserve">L’exercice </w:t>
+      </w:r>
+      <w:r>
+        <w:t>2</w:t>
+      </w:r>
+      <w:r>
+        <w:t xml:space="preserve"> est un livre d’or qui permet à vos visiteurs</w:t>
+      </w:r>
+      <w:r>
+        <w:t xml:space="preserve"> de donner leur avis sur votre entreprise.</w:t>
+      </w:r>
+    </w:p>
+    <w:p>
+      <w:pPr>
+        <w:pStyle w:val="Titre2"/>
+      </w:pPr>
+      <w:r>
+        <w:t>Repére</w:t>
+      </w:r>
+      <w:r>
+        <w:t>r</w:t>
+      </w:r>
+      <w:r>
+        <w:t xml:space="preserve"> dans le code les vulnérabilités</w:t>
+      </w:r>
+    </w:p>
+    <w:p>
+      <w:r>
+        <w:t xml:space="preserve">Dans le code fourni, se trouvent deux éléments qui permettent à un </w:t>
+      </w:r>
+      <w:r>
+        <w:t>attaquant d’exploiter votre site.</w:t>
+      </w:r>
+    </w:p>
+    <w:p>
+      <w:r>
+        <w:t>Quels sont ces éléments :</w:t>
+      </w:r>
+    </w:p>
+    <w:p>
+      <w:pPr>
+        <w:pStyle w:val="Paragraphedeliste"/>
+        <w:numPr>
+          <w:ilvl w:val="0"/>
+          <w:numId w:val="9"/>
+        </w:numPr>
         <w:tabs>
           <w:tab w:val="left" w:leader="dot" w:pos="9072"/>
         </w:tabs>
       </w:pPr>
       <w:r>
-        <w:tab/>
-      </w:r>
-    </w:p>
-    <w:p>
-      <w:pPr>
+        <w:t>Aucune valida</w:t>
+      </w:r>
+      <w:r>
+        <w:t xml:space="preserve">tion / filtrage / échappement des données côté serveur avant stockage. </w:t>
+      </w:r>
+      <w:r>
+        <w:t xml:space="preserve">  </w:t>
+      </w:r>
+      <w:proofErr w:type="spellStart"/>
+      <w:proofErr w:type="gramStart"/>
+      <w:r>
+        <w:t>await</w:t>
+      </w:r>
+      <w:proofErr w:type="spellEnd"/>
+      <w:proofErr w:type="gramEnd"/>
+      <w:r>
+        <w:t xml:space="preserve"> </w:t>
+      </w:r>
+      <w:proofErr w:type="spellStart"/>
+      <w:r>
+        <w:t>connection.execute</w:t>
+      </w:r>
+      <w:proofErr w:type="spellEnd"/>
+      <w:r>
+        <w:t>(</w:t>
+      </w:r>
+    </w:p>
+    <w:p>
+      <w:pPr>
+        <w:pStyle w:val="Paragraphedeliste"/>
         <w:tabs>
           <w:tab w:val="left" w:leader="dot" w:pos="9072"/>
         </w:tabs>
       </w:pPr>
       <w:r>
-        <w:tab/>
+        <w:t xml:space="preserve">   'INSERT INTO </w:t>
+      </w:r>
+      <w:proofErr w:type="spellStart"/>
+      <w:r>
+        <w:t>t_comment</w:t>
+      </w:r>
+      <w:proofErr w:type="spellEnd"/>
+      <w:r>
+        <w:t xml:space="preserve"> (</w:t>
+      </w:r>
+      <w:proofErr w:type="spellStart"/>
+      <w:r>
+        <w:t>comTitle</w:t>
+      </w:r>
+      <w:proofErr w:type="spellEnd"/>
+      <w:r>
+        <w:t xml:space="preserve">, </w:t>
+      </w:r>
+      <w:proofErr w:type="spellStart"/>
+      <w:r>
+        <w:t>comText</w:t>
+      </w:r>
+      <w:proofErr w:type="spellEnd"/>
+      <w:r>
+        <w:t xml:space="preserve">) VALUES </w:t>
+      </w:r>
+      <w:proofErr w:type="gramStart"/>
+      <w:r>
+        <w:t>(?,</w:t>
+      </w:r>
+      <w:proofErr w:type="gramEnd"/>
+      <w:r>
+        <w:t xml:space="preserve"> ?)',</w:t>
       </w:r>
     </w:p>
     <w:p>
@@ -1178,156 +1944,163 @@
         </w:tabs>
       </w:pPr>
       <w:r>
-        <w:tab/>
-      </w:r>
-    </w:p>
-    <w:p/>
-    <w:p>
-      <w:pPr>
-        <w:pStyle w:val="Titre2"/>
-      </w:pPr>
-      <w:r>
-        <w:t>Exploiter la vulnérabilité</w:t>
-      </w:r>
-    </w:p>
-    <w:p>
-      <w:r>
-        <w:t>Essayez d’exploiter l</w:t>
-      </w:r>
-      <w:r>
-        <w:t>’URL</w:t>
-      </w:r>
-      <w:r>
-        <w:t xml:space="preserve"> pour y insérer un script</w:t>
-      </w:r>
-      <w:r>
-        <w:t xml:space="preserve">. Vous serez ainsi dans le rôle de l’attaquant qui essaie de forger un lien pour </w:t>
-      </w:r>
-      <w:r>
-        <w:t>attaquer une cible.</w:t>
-      </w:r>
-    </w:p>
-    <w:p>
-      <w:pPr>
-        <w:rPr>
-          <w:i/>
-          <w:iCs/>
-        </w:rPr>
-      </w:pPr>
-      <w:r>
-        <w:rPr>
-          <w:i/>
-          <w:iCs/>
-        </w:rPr>
-        <w:t>Indice : essayer de mettre de balises</w:t>
-      </w:r>
-      <w:r>
-        <w:rPr>
-          <w:i/>
-          <w:iCs/>
-        </w:rPr>
-        <w:t xml:space="preserve"> &lt;script&gt;</w:t>
-      </w:r>
-      <w:r>
-        <w:rPr>
-          <w:i/>
-          <w:iCs/>
-        </w:rPr>
-        <w:t>.</w:t>
-      </w:r>
-    </w:p>
-    <w:p>
-      <w:pPr>
-        <w:rPr>
-          <w:i/>
-          <w:iCs/>
-        </w:rPr>
-      </w:pPr>
-      <w:r>
-        <w:rPr>
-          <w:i/>
-          <w:iCs/>
-        </w:rPr>
-        <w:t>Expliquez comment fonctionne la faille :</w:t>
-      </w:r>
-    </w:p>
-    <w:p>
-      <w:pPr>
+        <w:t xml:space="preserve">            </w:t>
+      </w:r>
+      <w:r>
+        <w:t xml:space="preserve">  [</w:t>
+      </w:r>
+      <w:proofErr w:type="spellStart"/>
+      <w:proofErr w:type="gramStart"/>
+      <w:r>
+        <w:t>title</w:t>
+      </w:r>
+      <w:proofErr w:type="spellEnd"/>
+      <w:proofErr w:type="gramEnd"/>
+      <w:r>
+        <w:t xml:space="preserve">, comment]   // &lt;- </w:t>
+      </w:r>
+      <w:proofErr w:type="spellStart"/>
+      <w:r>
+        <w:t>comText</w:t>
+      </w:r>
+      <w:proofErr w:type="spellEnd"/>
+      <w:r>
+        <w:t xml:space="preserve"> est pris tel quel depuis le body !</w:t>
+      </w:r>
+    </w:p>
+    <w:p>
+      <w:pPr>
+        <w:pStyle w:val="Paragraphedeliste"/>
         <w:tabs>
           <w:tab w:val="left" w:leader="dot" w:pos="9072"/>
         </w:tabs>
       </w:pPr>
       <w:r>
-        <w:tab/>
-      </w:r>
-    </w:p>
-    <w:p>
-      <w:pPr>
+        <w:t xml:space="preserve">  );</w:t>
+      </w:r>
+    </w:p>
+    <w:p>
+      <w:pPr>
+        <w:pStyle w:val="Paragraphedeliste"/>
+        <w:numPr>
+          <w:ilvl w:val="0"/>
+          <w:numId w:val="9"/>
+        </w:numPr>
         <w:tabs>
           <w:tab w:val="left" w:leader="dot" w:pos="9072"/>
         </w:tabs>
       </w:pPr>
       <w:r>
-        <w:tab/>
-      </w:r>
-    </w:p>
-    <w:p>
-      <w:pPr>
+        <w:t xml:space="preserve">Affichage direct du texte utilisateur en HTML côté front. </w:t>
+      </w:r>
+      <w:proofErr w:type="spellStart"/>
+      <w:proofErr w:type="gramStart"/>
+      <w:r>
+        <w:t>comments.forEach</w:t>
+      </w:r>
+      <w:proofErr w:type="spellEnd"/>
+      <w:proofErr w:type="gramEnd"/>
+      <w:r>
+        <w:t>(comment =&gt; {</w:t>
+      </w:r>
+    </w:p>
+    <w:p>
+      <w:pPr>
+        <w:pStyle w:val="Paragraphedeliste"/>
         <w:tabs>
           <w:tab w:val="left" w:leader="dot" w:pos="9072"/>
         </w:tabs>
       </w:pPr>
       <w:r>
-        <w:tab/>
-      </w:r>
-    </w:p>
-    <w:p>
-      <w:pPr>
-        <w:spacing w:line="259" w:lineRule="auto"/>
-      </w:pPr>
-      <w:r>
-        <w:br w:type="page"/>
-      </w:r>
-    </w:p>
-    <w:p>
-      <w:pPr>
-        <w:pStyle w:val="Titre2"/>
-      </w:pPr>
-      <w:r>
-        <w:lastRenderedPageBreak/>
-        <w:t>Corriger la vulnérabilité</w:t>
-      </w:r>
-    </w:p>
-    <w:p>
-      <w:r>
-        <w:t>Mett</w:t>
-      </w:r>
-      <w:r>
-        <w:t>re</w:t>
-      </w:r>
-      <w:r>
-        <w:t xml:space="preserve"> en place un élément dans </w:t>
-      </w:r>
-      <w:r>
-        <w:t>le</w:t>
-      </w:r>
-      <w:r>
-        <w:t xml:space="preserve"> code qui empêchera un attaquant d’exploiter les vulnérabilités de votre site.</w:t>
-      </w:r>
-    </w:p>
-    <w:p>
-      <w:r>
-        <w:t>Détail de l’implémentation :</w:t>
-      </w:r>
-    </w:p>
-    <w:p>
-      <w:pPr>
+        <w:t xml:space="preserve"> </w:t>
+      </w:r>
+      <w:proofErr w:type="spellStart"/>
+      <w:r>
+        <w:t>commentsContainer.innerHTML</w:t>
+      </w:r>
+      <w:proofErr w:type="spellEnd"/>
+      <w:r>
+        <w:t xml:space="preserve"> += `&lt;div&gt;${</w:t>
+      </w:r>
+      <w:proofErr w:type="spellStart"/>
+      <w:proofErr w:type="gramStart"/>
+      <w:r>
+        <w:t>comment.comText</w:t>
+      </w:r>
+      <w:proofErr w:type="spellEnd"/>
+      <w:proofErr w:type="gramEnd"/>
+      <w:r>
+        <w:t>}&lt;/div&gt;`;</w:t>
+      </w:r>
+    </w:p>
+    <w:p>
+      <w:pPr>
+        <w:pStyle w:val="Paragraphedeliste"/>
         <w:tabs>
           <w:tab w:val="left" w:leader="dot" w:pos="9072"/>
         </w:tabs>
       </w:pPr>
       <w:r>
+        <w:t>});</w:t>
+      </w:r>
+      <w:r>
         <w:tab/>
+      </w:r>
+    </w:p>
+    <w:p>
+      <w:pPr>
+        <w:pStyle w:val="Titre2"/>
+      </w:pPr>
+      <w:r>
+        <w:t>Exploiter la vulnérabilité</w:t>
+      </w:r>
+    </w:p>
+    <w:p>
+      <w:r>
+        <w:t>Essayez d’exploiter le formulaire pour y insérer un script ou un lien</w:t>
+      </w:r>
+      <w:r>
+        <w:t xml:space="preserve"> affectant les autres utilisateurs du site.</w:t>
+      </w:r>
+    </w:p>
+    <w:p>
+      <w:pPr>
+        <w:rPr>
+          <w:i/>
+          <w:iCs/>
+        </w:rPr>
+      </w:pPr>
+      <w:r>
+        <w:rPr>
+          <w:i/>
+          <w:iCs/>
+        </w:rPr>
+        <w:t>Indice : essayer de mettre de</w:t>
+      </w:r>
+      <w:r>
+        <w:rPr>
+          <w:i/>
+          <w:iCs/>
+        </w:rPr>
+        <w:t>s</w:t>
+      </w:r>
+      <w:r>
+        <w:rPr>
+          <w:i/>
+          <w:iCs/>
+        </w:rPr>
+        <w:t xml:space="preserve"> balises.</w:t>
+      </w:r>
+    </w:p>
+    <w:p>
+      <w:r>
+        <w:t>Expliqu</w:t>
+      </w:r>
+      <w:r>
+        <w:t>er</w:t>
+      </w:r>
+      <w:r>
+        <w:t xml:space="preserve"> comment fonctionne la faille :</w:t>
       </w:r>
     </w:p>
     <w:p>
@@ -1337,7 +2110,27 @@
         </w:tabs>
       </w:pPr>
       <w:r>
-        <w:tab/>
+        <w:t xml:space="preserve">Les données saisies par l’utilisateur sont </w:t>
+      </w:r>
+      <w:r>
+        <w:rPr>
+          <w:b/>
+          <w:bCs/>
+        </w:rPr>
+        <w:t>stockées</w:t>
+      </w:r>
+      <w:r>
+        <w:t xml:space="preserve"> puis </w:t>
+      </w:r>
+      <w:r>
+        <w:rPr>
+          <w:b/>
+          <w:bCs/>
+        </w:rPr>
+        <w:t>réutilisées</w:t>
+      </w:r>
+      <w:r>
+        <w:t xml:space="preserve"> sans nettoyage.</w:t>
       </w:r>
     </w:p>
     <w:p>
@@ -1347,7 +2140,25 @@
         </w:tabs>
       </w:pPr>
       <w:r>
-        <w:tab/>
+        <w:t xml:space="preserve">Au moment de l’affichage, elles sont interprétées comme du </w:t>
+      </w:r>
+      <w:r>
+        <w:rPr>
+          <w:b/>
+          <w:bCs/>
+        </w:rPr>
+        <w:t>HTML</w:t>
+      </w:r>
+      <w:r>
+        <w:t xml:space="preserve"> grâce à </w:t>
+      </w:r>
+      <w:proofErr w:type="spellStart"/>
+      <w:r>
+        <w:t>innerHTML</w:t>
+      </w:r>
+      <w:proofErr w:type="spellEnd"/>
+      <w:r>
+        <w:t>.</w:t>
       </w:r>
     </w:p>
     <w:p>
@@ -1357,7 +2168,18 @@
         </w:tabs>
       </w:pPr>
       <w:r>
-        <w:tab/>
+        <w:lastRenderedPageBreak/>
+        <w:t xml:space="preserve">Comme la valeur vient d’un autre utilisateur et est persistée, c’est une </w:t>
+      </w:r>
+      <w:r>
+        <w:rPr>
+          <w:b/>
+          <w:bCs/>
+        </w:rPr>
+        <w:t>XSS stockée</w:t>
+      </w:r>
+      <w:r>
+        <w:t xml:space="preserve"> (plus grave qu’une XSS réfléchie).</w:t>
       </w:r>
     </w:p>
     <w:p>
@@ -1372,78 +2194,121 @@
     </w:p>
     <w:p>
       <w:pPr>
+        <w:spacing w:line="259" w:lineRule="auto"/>
+      </w:pPr>
+    </w:p>
+    <w:p>
+      <w:pPr>
+        <w:pStyle w:val="Titre2"/>
+      </w:pPr>
+      <w:r>
+        <w:t>Exploiter la vulnérabilité 2</w:t>
+      </w:r>
+    </w:p>
+    <w:p>
+      <w:r>
+        <w:t xml:space="preserve">Vous avez remarqué qu’un attaquant a pu </w:t>
+      </w:r>
+      <w:r>
+        <w:t xml:space="preserve">manipuler </w:t>
+      </w:r>
+      <w:r>
+        <w:t>le</w:t>
+      </w:r>
+      <w:r>
+        <w:t xml:space="preserve"> site à l’aide du commentaire : </w:t>
+      </w:r>
+    </w:p>
+    <w:p>
+      <w:pPr>
+        <w:rPr>
+          <w:lang w:val="en-US"/>
+        </w:rPr>
+      </w:pPr>
+      <w:r>
+        <w:rPr>
+          <w:lang w:val="en-US"/>
+        </w:rPr>
+        <w:t>&lt;</w:t>
+      </w:r>
+      <w:proofErr w:type="spellStart"/>
+      <w:r>
+        <w:rPr>
+          <w:lang w:val="en-US"/>
+        </w:rPr>
+        <w:t>img</w:t>
+      </w:r>
+      <w:proofErr w:type="spellEnd"/>
+      <w:r>
+        <w:rPr>
+          <w:lang w:val="en-US"/>
+        </w:rPr>
+        <w:t xml:space="preserve"> </w:t>
+      </w:r>
+      <w:proofErr w:type="spellStart"/>
+      <w:r>
+        <w:rPr>
+          <w:lang w:val="en-US"/>
+        </w:rPr>
+        <w:t>src</w:t>
+      </w:r>
+      <w:proofErr w:type="spellEnd"/>
+      <w:r>
+        <w:rPr>
+          <w:lang w:val="en-US"/>
+        </w:rPr>
+        <w:t xml:space="preserve">="x" </w:t>
+      </w:r>
+      <w:proofErr w:type="spellStart"/>
+      <w:r>
+        <w:rPr>
+          <w:lang w:val="en-US"/>
+        </w:rPr>
+        <w:t>onerror</w:t>
+      </w:r>
+      <w:proofErr w:type="spellEnd"/>
+      <w:r>
+        <w:rPr>
+          <w:lang w:val="en-US"/>
+        </w:rPr>
+        <w:t>="alert('XSS')"&gt;</w:t>
+      </w:r>
+    </w:p>
+    <w:p>
+      <w:pPr>
+        <w:rPr>
+          <w:lang w:val="en-US"/>
+        </w:rPr>
+      </w:pPr>
+    </w:p>
+    <w:p>
+      <w:r>
+        <w:t>Explique</w:t>
+      </w:r>
+      <w:r>
+        <w:t>r</w:t>
+      </w:r>
+      <w:r>
+        <w:t xml:space="preserve"> ce que l’attaquant à chercher à provoquer</w:t>
+      </w:r>
+      <w:r>
+        <w:t xml:space="preserve"> et quel </w:t>
+      </w:r>
+      <w:r>
+        <w:t>mécanisme</w:t>
+      </w:r>
+      <w:r>
+        <w:t xml:space="preserve"> a-t-il voulu contourner.</w:t>
+      </w:r>
+    </w:p>
+    <w:p>
+      <w:pPr>
         <w:tabs>
           <w:tab w:val="left" w:leader="dot" w:pos="9072"/>
         </w:tabs>
       </w:pPr>
       <w:r>
-        <w:tab/>
-      </w:r>
-    </w:p>
-    <w:p>
-      <w:pPr>
-        <w:spacing w:line="259" w:lineRule="auto"/>
-      </w:pPr>
-      <w:r>
-        <w:br w:type="page"/>
-      </w:r>
-    </w:p>
-    <w:p>
-      <w:pPr>
-        <w:pStyle w:val="Titre1"/>
-      </w:pPr>
-      <w:r>
-        <w:lastRenderedPageBreak/>
-        <w:t>XSS (Stored)</w:t>
-      </w:r>
-    </w:p>
-    <w:p>
-      <w:pPr>
-        <w:pStyle w:val="Titre2"/>
-      </w:pPr>
-      <w:r>
-        <w:t>Contexte</w:t>
-      </w:r>
-    </w:p>
-    <w:p>
-      <w:r>
-        <w:t xml:space="preserve">L’exercice </w:t>
-      </w:r>
-      <w:r>
-        <w:t>2</w:t>
-      </w:r>
-      <w:r>
-        <w:t xml:space="preserve"> est un livre d’or qui permet à vos visiteurs</w:t>
-      </w:r>
-      <w:r>
-        <w:t xml:space="preserve"> de donner leur avis sur votre entreprise.</w:t>
-      </w:r>
-    </w:p>
-    <w:p>
-      <w:pPr>
-        <w:pStyle w:val="Titre2"/>
-      </w:pPr>
-      <w:r>
-        <w:t>Repére</w:t>
-      </w:r>
-      <w:r>
-        <w:t>r</w:t>
-      </w:r>
-      <w:r>
-        <w:t xml:space="preserve"> dans le code les vulnérabilités</w:t>
-      </w:r>
-    </w:p>
-    <w:p>
-      <w:r>
-        <w:t xml:space="preserve">Dans le code fourni, se trouvent deux éléments qui permettent à un </w:t>
-      </w:r>
-      <w:r>
-        <w:t>attaquant d’exploiter votre site.</w:t>
-      </w:r>
-    </w:p>
-    <w:p>
-      <w:r>
-        <w:t>Quels sont ces éléments :</w:t>
+        <w:t>Il veut toujours faire exécuter du JavaScript dans le navigateur des autres utilisateurs.</w:t>
       </w:r>
     </w:p>
     <w:p>
@@ -1453,7 +2318,15 @@
         </w:tabs>
       </w:pPr>
       <w:r>
-        <w:tab/>
+        <w:t xml:space="preserve">Ici, il utilise l’attribut d’événement </w:t>
+      </w:r>
+      <w:proofErr w:type="spellStart"/>
+      <w:r>
+        <w:t>onerror</w:t>
+      </w:r>
+      <w:proofErr w:type="spellEnd"/>
+      <w:r>
+        <w:t xml:space="preserve"> de l’image.</w:t>
       </w:r>
     </w:p>
     <w:p>
@@ -1463,221 +2336,31 @@
         </w:tabs>
       </w:pPr>
       <w:r>
-        <w:tab/>
-      </w:r>
-    </w:p>
-    <w:p>
-      <w:pPr>
-        <w:tabs>
-          <w:tab w:val="left" w:leader="dot" w:pos="9072"/>
-        </w:tabs>
-      </w:pPr>
-      <w:r>
-        <w:tab/>
-      </w:r>
-    </w:p>
-    <w:p>
-      <w:pPr>
-        <w:tabs>
-          <w:tab w:val="left" w:leader="dot" w:pos="9072"/>
-        </w:tabs>
-      </w:pPr>
-      <w:r>
-        <w:tab/>
-      </w:r>
-    </w:p>
-    <w:p>
-      <w:pPr>
-        <w:tabs>
-          <w:tab w:val="left" w:leader="dot" w:pos="9072"/>
-        </w:tabs>
-      </w:pPr>
-      <w:r>
-        <w:tab/>
-      </w:r>
-    </w:p>
-    <w:p>
-      <w:pPr>
-        <w:tabs>
-          <w:tab w:val="left" w:leader="dot" w:pos="9072"/>
-        </w:tabs>
-      </w:pPr>
-      <w:r>
-        <w:tab/>
-      </w:r>
-    </w:p>
-    <w:p>
-      <w:pPr>
-        <w:pStyle w:val="Titre2"/>
-      </w:pPr>
-      <w:r>
-        <w:t>Exploiter la vulnérabilité</w:t>
-      </w:r>
-    </w:p>
-    <w:p>
-      <w:r>
-        <w:t>Essayez d’exploiter le formulaire pour y insérer un script ou un lien</w:t>
-      </w:r>
-      <w:r>
-        <w:t xml:space="preserve"> affectant les autres utilisateurs du site.</w:t>
-      </w:r>
-    </w:p>
-    <w:p>
-      <w:pPr>
-        <w:rPr>
-          <w:i/>
-          <w:iCs/>
-        </w:rPr>
-      </w:pPr>
-      <w:r>
-        <w:rPr>
-          <w:i/>
-          <w:iCs/>
-        </w:rPr>
-        <w:t>Indice : essayer de mettre de</w:t>
-      </w:r>
-      <w:r>
-        <w:rPr>
-          <w:i/>
-          <w:iCs/>
-        </w:rPr>
-        <w:t>s</w:t>
-      </w:r>
-      <w:r>
-        <w:rPr>
-          <w:i/>
-          <w:iCs/>
-        </w:rPr>
-        <w:t xml:space="preserve"> balises.</w:t>
-      </w:r>
-    </w:p>
-    <w:p>
-      <w:r>
-        <w:t>Expliqu</w:t>
-      </w:r>
-      <w:r>
-        <w:t>er</w:t>
-      </w:r>
-      <w:r>
-        <w:t xml:space="preserve"> comment fonctionne la faille :</w:t>
-      </w:r>
-    </w:p>
-    <w:p>
-      <w:pPr>
-        <w:tabs>
-          <w:tab w:val="left" w:leader="dot" w:pos="9072"/>
-        </w:tabs>
-      </w:pPr>
-      <w:r>
-        <w:tab/>
-      </w:r>
-    </w:p>
-    <w:p>
-      <w:pPr>
-        <w:tabs>
-          <w:tab w:val="left" w:leader="dot" w:pos="9072"/>
-        </w:tabs>
-      </w:pPr>
-      <w:r>
-        <w:tab/>
-      </w:r>
-    </w:p>
-    <w:p>
-      <w:pPr>
-        <w:tabs>
-          <w:tab w:val="left" w:leader="dot" w:pos="9072"/>
-        </w:tabs>
-      </w:pPr>
-      <w:r>
-        <w:tab/>
-      </w:r>
-    </w:p>
-    <w:p>
-      <w:pPr>
-        <w:spacing w:line="259" w:lineRule="auto"/>
-      </w:pPr>
-    </w:p>
-    <w:p>
-      <w:pPr>
-        <w:pStyle w:val="Titre2"/>
-      </w:pPr>
-      <w:r>
-        <w:lastRenderedPageBreak/>
-        <w:t>Exploiter la vulnérabilité 2</w:t>
-      </w:r>
-    </w:p>
-    <w:p>
-      <w:r>
-        <w:t xml:space="preserve">Vous avez remarqué qu’un attaquant a pu </w:t>
-      </w:r>
-      <w:r>
-        <w:t xml:space="preserve">manipuler </w:t>
-      </w:r>
-      <w:r>
-        <w:t>le</w:t>
-      </w:r>
-      <w:r>
-        <w:t xml:space="preserve"> site à l’aide du commentaire : </w:t>
-      </w:r>
-    </w:p>
-    <w:p>
-      <w:pPr>
-        <w:rPr>
-          <w:lang w:val="en-US"/>
-        </w:rPr>
-      </w:pPr>
-      <w:r>
-        <w:rPr>
-          <w:lang w:val="en-US"/>
-        </w:rPr>
-        <w:t>&lt;img src="x" onerror="alert('XSS')"&gt;</w:t>
-      </w:r>
-    </w:p>
-    <w:p>
-      <w:pPr>
-        <w:rPr>
-          <w:lang w:val="en-US"/>
-        </w:rPr>
-      </w:pPr>
-    </w:p>
-    <w:p>
-      <w:r>
-        <w:t>Explique</w:t>
-      </w:r>
-      <w:r>
-        <w:t>r</w:t>
-      </w:r>
-      <w:r>
-        <w:t xml:space="preserve"> ce que l’attaquant à chercher à provoquer</w:t>
-      </w:r>
-      <w:r>
-        <w:t xml:space="preserve"> et quel </w:t>
-      </w:r>
-      <w:r>
-        <w:t>mécanisme</w:t>
-      </w:r>
-      <w:r>
-        <w:t xml:space="preserve"> a-t-il voulu contourner.</w:t>
-      </w:r>
-    </w:p>
-    <w:p>
-      <w:pPr>
-        <w:tabs>
-          <w:tab w:val="left" w:leader="dot" w:pos="9072"/>
-        </w:tabs>
-      </w:pPr>
-      <w:r>
-        <w:tab/>
-      </w:r>
-    </w:p>
-    <w:p>
-      <w:pPr>
-        <w:tabs>
-          <w:tab w:val="left" w:leader="dot" w:pos="9072"/>
-        </w:tabs>
-      </w:pPr>
-      <w:r>
-        <w:tab/>
+        <w:t xml:space="preserve">Comme src="x" pointe vers une image invalide, le chargement échoue, l’événement </w:t>
+      </w:r>
+      <w:proofErr w:type="spellStart"/>
+      <w:r>
+        <w:t>error</w:t>
+      </w:r>
+      <w:proofErr w:type="spellEnd"/>
+      <w:r>
+        <w:t xml:space="preserve"> est déclenché, et donc le code dans </w:t>
+      </w:r>
+      <w:proofErr w:type="spellStart"/>
+      <w:r>
+        <w:t>onerror</w:t>
+      </w:r>
+      <w:proofErr w:type="spellEnd"/>
+      <w:r>
+        <w:t xml:space="preserve"> s’exécute → </w:t>
+      </w:r>
+      <w:proofErr w:type="spellStart"/>
+      <w:r>
+        <w:t>alert</w:t>
+      </w:r>
+      <w:proofErr w:type="spellEnd"/>
+      <w:r>
+        <w:t>('XSS').</w:t>
       </w:r>
     </w:p>
     <w:p>
@@ -1735,12 +2418,57 @@
     </w:p>
     <w:p>
       <w:pPr>
+        <w:pStyle w:val="Paragraphedeliste"/>
+        <w:numPr>
+          <w:ilvl w:val="0"/>
+          <w:numId w:val="10"/>
+        </w:numPr>
         <w:tabs>
           <w:tab w:val="left" w:leader="dot" w:pos="9072"/>
         </w:tabs>
       </w:pPr>
       <w:r>
-        <w:tab/>
+        <w:t>&lt;</w:t>
+      </w:r>
+      <w:proofErr w:type="gramStart"/>
+      <w:r>
+        <w:t>script</w:t>
+      </w:r>
+      <w:proofErr w:type="gramEnd"/>
+      <w:r>
+        <w:t>&gt;</w:t>
+      </w:r>
+      <w:proofErr w:type="spellStart"/>
+      <w:r>
+        <w:t>alert</w:t>
+      </w:r>
+      <w:proofErr w:type="spellEnd"/>
+      <w:r>
+        <w:t>('XSS')&lt;/script&gt; devient &amp;</w:t>
+      </w:r>
+      <w:proofErr w:type="spellStart"/>
+      <w:r>
+        <w:t>lt;script&amp;gt;alert</w:t>
+      </w:r>
+      <w:proofErr w:type="spellEnd"/>
+      <w:r>
+        <w:t>('XSS')&amp;</w:t>
+      </w:r>
+      <w:proofErr w:type="spellStart"/>
+      <w:r>
+        <w:t>lt</w:t>
+      </w:r>
+      <w:proofErr w:type="spellEnd"/>
+      <w:r>
+        <w:t>;/</w:t>
+      </w:r>
+      <w:proofErr w:type="spellStart"/>
+      <w:r>
+        <w:t>script&amp;gt</w:t>
+      </w:r>
+      <w:proofErr w:type="spellEnd"/>
+      <w:r>
+        <w:t>;.</w:t>
       </w:r>
     </w:p>
     <w:p>
@@ -1752,50 +2480,86 @@
       <w:r>
         <w:tab/>
       </w:r>
-    </w:p>
-    <w:p>
-      <w:pPr>
+      <w:r>
+        <w:t>&lt;</w:t>
+      </w:r>
+      <w:proofErr w:type="spellStart"/>
+      <w:proofErr w:type="gramStart"/>
+      <w:r>
+        <w:t>img</w:t>
+      </w:r>
+      <w:proofErr w:type="spellEnd"/>
+      <w:proofErr w:type="gramEnd"/>
+      <w:r>
+        <w:t xml:space="preserve"> src="x" </w:t>
+      </w:r>
+      <w:proofErr w:type="spellStart"/>
+      <w:r>
+        <w:t>onerror</w:t>
+      </w:r>
+      <w:proofErr w:type="spellEnd"/>
+      <w:r>
+        <w:t xml:space="preserve">="..."&gt; devient des entités HTML, donc </w:t>
+      </w:r>
+      <w:r>
+        <w:rPr>
+          <w:b/>
+          <w:bCs/>
+        </w:rPr>
+        <w:t>plus interprété comme HTML</w:t>
+      </w:r>
+      <w:r>
+        <w:t>, mais affiché comme texte.</w:t>
+      </w:r>
+    </w:p>
+    <w:p>
+      <w:pPr>
+        <w:pStyle w:val="Paragraphedeliste"/>
+        <w:numPr>
+          <w:ilvl w:val="0"/>
+          <w:numId w:val="10"/>
+        </w:numPr>
         <w:tabs>
           <w:tab w:val="left" w:leader="dot" w:pos="9072"/>
         </w:tabs>
       </w:pPr>
-      <w:r>
-        <w:tab/>
-      </w:r>
-    </w:p>
-    <w:p>
-      <w:pPr>
+      <w:proofErr w:type="spellStart"/>
+      <w:proofErr w:type="gramStart"/>
+      <w:r>
+        <w:lastRenderedPageBreak/>
+        <w:t>textContent</w:t>
+      </w:r>
+      <w:proofErr w:type="spellEnd"/>
+      <w:proofErr w:type="gramEnd"/>
+      <w:r>
+        <w:t xml:space="preserve"> traite tout comme du texte, pas comme du HTML.</w:t>
+      </w:r>
+    </w:p>
+    <w:p>
+      <w:pPr>
+        <w:pStyle w:val="Paragraphedeliste"/>
         <w:tabs>
           <w:tab w:val="left" w:leader="dot" w:pos="9072"/>
         </w:tabs>
       </w:pPr>
       <w:r>
-        <w:tab/>
-      </w:r>
-    </w:p>
-    <w:p>
-      <w:pPr>
+        <w:t xml:space="preserve">Même si un </w:t>
+      </w:r>
+      <w:proofErr w:type="spellStart"/>
+      <w:r>
+        <w:t>payload</w:t>
+      </w:r>
+      <w:proofErr w:type="spellEnd"/>
+      <w:r>
+        <w:t xml:space="preserve"> malveillant échappe la première protection, il ne sera pas exécuté.</w:t>
+      </w:r>
+    </w:p>
+    <w:p>
+      <w:pPr>
+        <w:pStyle w:val="Paragraphedeliste"/>
         <w:tabs>
           <w:tab w:val="left" w:leader="dot" w:pos="9072"/>
         </w:tabs>
-      </w:pPr>
-      <w:r>
-        <w:tab/>
-      </w:r>
-    </w:p>
-    <w:p>
-      <w:pPr>
-        <w:tabs>
-          <w:tab w:val="left" w:leader="dot" w:pos="9072"/>
-        </w:tabs>
-      </w:pPr>
-      <w:r>
-        <w:tab/>
-      </w:r>
-    </w:p>
-    <w:p>
-      <w:pPr>
-        <w:spacing w:line="259" w:lineRule="auto"/>
       </w:pPr>
     </w:p>
     <w:sectPr>
@@ -1811,7 +2575,7 @@
 </file>
 
 <file path=word/endnotes.xml><?xml version="1.0" encoding="utf-8"?>
-<w:endnotes xmlns:wpc="http://schemas.microsoft.com/office/word/2010/wordprocessingCanvas" xmlns:cx="http://schemas.microsoft.com/office/drawing/2014/chartex" xmlns:cx1="http://schemas.microsoft.com/office/drawing/2015/9/8/chartex" xmlns:cx2="http://schemas.microsoft.com/office/drawing/2015/10/21/chartex" xmlns:cx3="http://schemas.microsoft.com/office/drawing/2016/5/9/chartex" xmlns:cx4="http://schemas.microsoft.com/office/drawing/2016/5/10/chartex" xmlns:cx5="http://schemas.microsoft.com/office/drawing/2016/5/11/chartex" xmlns:cx6="http://schemas.microsoft.com/office/drawing/2016/5/12/chartex" xmlns:cx7="http://schemas.microsoft.com/office/drawing/2016/5/13/chartex" xmlns:cx8="http://schemas.microsoft.com/office/drawing/2016/5/14/chartex" xmlns:mc="http://schemas.openxmlformats.org/markup-compatibility/2006" xmlns:aink="http://schemas.microsoft.com/office/drawing/2016/ink" xmlns:am3d="http://schemas.microsoft.com/office/drawing/2017/model3d" xmlns:o="urn:schemas-microsoft-com:office:office" xmlns:oel="http://schemas.microsoft.com/office/2019/extlst" xmlns:r="http://schemas.openxmlformats.org/officeDocument/2006/relationships" xmlns:m="http://schemas.openxmlformats.org/officeDocument/2006/math" xmlns:v="urn:schemas-microsoft-com:vml" xmlns:wp14="http://schemas.microsoft.com/office/word/2010/wordprocessingDrawing" xmlns:wp="http://schemas.openxmlformats.org/drawingml/2006/wordprocessingDrawing" xmlns:w10="urn:schemas-microsoft-com:office:word" xmlns:w="http://schemas.openxmlformats.org/wordprocessingml/2006/main" xmlns:w14="http://schemas.microsoft.com/office/word/2010/wordml" xmlns:w15="http://schemas.microsoft.com/office/word/2012/wordml" xmlns:w16cex="http://schemas.microsoft.com/office/word/2018/wordml/cex" xmlns:w16cid="http://schemas.microsoft.com/office/word/2016/wordml/cid" xmlns:w16="http://schemas.microsoft.com/office/word/2018/wordml" xmlns:w16du="http://schemas.microsoft.com/office/word/2023/wordml/word16du" xmlns:w16sdtdh="http://schemas.microsoft.com/office/word/2020/wordml/sdtdatahash" xmlns:w16sdtfl="http://schemas.microsoft.com/office/word/2024/wordml/sdtformatlock" xmlns:w16se="http://schemas.microsoft.com/office/word/2015/wordml/symex" xmlns:wpg="http://schemas.microsoft.com/office/word/2010/wordprocessingGroup" xmlns:wpi="http://schemas.microsoft.com/office/word/2010/wordprocessingInk" xmlns:wne="http://schemas.microsoft.com/office/word/2006/wordml" xmlns:wps="http://schemas.microsoft.com/office/word/2010/wordprocessingShape" mc:Ignorable="w14 w15 w16se w16cid w16 w16cex w16sdtdh w16sdtfl w16du wp14">
+<w:endnotes xmlns:wpc="http://schemas.microsoft.com/office/word/2010/wordprocessingCanvas" xmlns:cx="http://schemas.microsoft.com/office/drawing/2014/chartex" xmlns:cx1="http://schemas.microsoft.com/office/drawing/2015/9/8/chartex" xmlns:cx2="http://schemas.microsoft.com/office/drawing/2015/10/21/chartex" xmlns:cx3="http://schemas.microsoft.com/office/drawing/2016/5/9/chartex" xmlns:cx4="http://schemas.microsoft.com/office/drawing/2016/5/10/chartex" xmlns:cx5="http://schemas.microsoft.com/office/drawing/2016/5/11/chartex" xmlns:cx6="http://schemas.microsoft.com/office/drawing/2016/5/12/chartex" xmlns:cx7="http://schemas.microsoft.com/office/drawing/2016/5/13/chartex" xmlns:cx8="http://schemas.microsoft.com/office/drawing/2016/5/14/chartex" xmlns:mc="http://schemas.openxmlformats.org/markup-compatibility/2006" xmlns:aink="http://schemas.microsoft.com/office/drawing/2016/ink" xmlns:am3d="http://schemas.microsoft.com/office/drawing/2017/model3d" xmlns:o="urn:schemas-microsoft-com:office:office" xmlns:oel="http://schemas.microsoft.com/office/2019/extlst" xmlns:r="http://schemas.openxmlformats.org/officeDocument/2006/relationships" xmlns:m="http://schemas.openxmlformats.org/officeDocument/2006/math" xmlns:v="urn:schemas-microsoft-com:vml" xmlns:wp14="http://schemas.microsoft.com/office/word/2010/wordprocessingDrawing" xmlns:wp="http://schemas.openxmlformats.org/drawingml/2006/wordprocessingDrawing" xmlns:w10="urn:schemas-microsoft-com:office:word" xmlns:w="http://schemas.openxmlformats.org/wordprocessingml/2006/main" xmlns:w14="http://schemas.microsoft.com/office/word/2010/wordml" xmlns:w15="http://schemas.microsoft.com/office/word/2012/wordml" xmlns:w16cex="http://schemas.microsoft.com/office/word/2018/wordml/cex" xmlns:w16cid="http://schemas.microsoft.com/office/word/2016/wordml/cid" xmlns:w16="http://schemas.microsoft.com/office/word/2018/wordml" xmlns:w16sdtdh="http://schemas.microsoft.com/office/word/2020/wordml/sdtdatahash" xmlns:w16se="http://schemas.microsoft.com/office/word/2015/wordml/symex" xmlns:wpg="http://schemas.microsoft.com/office/word/2010/wordprocessingGroup" xmlns:wpi="http://schemas.microsoft.com/office/word/2010/wordprocessingInk" xmlns:wne="http://schemas.microsoft.com/office/word/2006/wordml" xmlns:wps="http://schemas.microsoft.com/office/word/2010/wordprocessingShape" mc:Ignorable="w14 w15 w16se w16cid w16 w16cex w16sdtdh wp14">
   <w:endnote w:type="separator" w:id="-1">
     <w:p>
       <w:pPr>
@@ -1836,7 +2600,7 @@
 </file>
 
 <file path=word/footer1.xml><?xml version="1.0" encoding="utf-8"?>
-<w:ftr xmlns:wpc="http://schemas.microsoft.com/office/word/2010/wordprocessingCanvas" xmlns:cx="http://schemas.microsoft.com/office/drawing/2014/chartex" xmlns:cx1="http://schemas.microsoft.com/office/drawing/2015/9/8/chartex" xmlns:cx2="http://schemas.microsoft.com/office/drawing/2015/10/21/chartex" xmlns:cx3="http://schemas.microsoft.com/office/drawing/2016/5/9/chartex" xmlns:cx4="http://schemas.microsoft.com/office/drawing/2016/5/10/chartex" xmlns:cx5="http://schemas.microsoft.com/office/drawing/2016/5/11/chartex" xmlns:cx6="http://schemas.microsoft.com/office/drawing/2016/5/12/chartex" xmlns:cx7="http://schemas.microsoft.com/office/drawing/2016/5/13/chartex" xmlns:cx8="http://schemas.microsoft.com/office/drawing/2016/5/14/chartex" xmlns:mc="http://schemas.openxmlformats.org/markup-compatibility/2006" xmlns:aink="http://schemas.microsoft.com/office/drawing/2016/ink" xmlns:am3d="http://schemas.microsoft.com/office/drawing/2017/model3d" xmlns:o="urn:schemas-microsoft-com:office:office" xmlns:oel="http://schemas.microsoft.com/office/2019/extlst" xmlns:r="http://schemas.openxmlformats.org/officeDocument/2006/relationships" xmlns:m="http://schemas.openxmlformats.org/officeDocument/2006/math" xmlns:v="urn:schemas-microsoft-com:vml" xmlns:wp14="http://schemas.microsoft.com/office/word/2010/wordprocessingDrawing" xmlns:wp="http://schemas.openxmlformats.org/drawingml/2006/wordprocessingDrawing" xmlns:w10="urn:schemas-microsoft-com:office:word" xmlns:w="http://schemas.openxmlformats.org/wordprocessingml/2006/main" xmlns:w14="http://schemas.microsoft.com/office/word/2010/wordml" xmlns:w15="http://schemas.microsoft.com/office/word/2012/wordml" xmlns:w16cex="http://schemas.microsoft.com/office/word/2018/wordml/cex" xmlns:w16cid="http://schemas.microsoft.com/office/word/2016/wordml/cid" xmlns:w16="http://schemas.microsoft.com/office/word/2018/wordml" xmlns:w16du="http://schemas.microsoft.com/office/word/2023/wordml/word16du" xmlns:w16sdtdh="http://schemas.microsoft.com/office/word/2020/wordml/sdtdatahash" xmlns:w16sdtfl="http://schemas.microsoft.com/office/word/2024/wordml/sdtformatlock" xmlns:w16se="http://schemas.microsoft.com/office/word/2015/wordml/symex" xmlns:wpg="http://schemas.microsoft.com/office/word/2010/wordprocessingGroup" xmlns:wpi="http://schemas.microsoft.com/office/word/2010/wordprocessingInk" xmlns:wne="http://schemas.microsoft.com/office/word/2006/wordml" xmlns:wps="http://schemas.microsoft.com/office/word/2010/wordprocessingShape" mc:Ignorable="w14 w15 w16se w16cid w16 w16cex w16sdtdh w16sdtfl w16du wp14">
+<w:ftr xmlns:wpc="http://schemas.microsoft.com/office/word/2010/wordprocessingCanvas" xmlns:cx="http://schemas.microsoft.com/office/drawing/2014/chartex" xmlns:cx1="http://schemas.microsoft.com/office/drawing/2015/9/8/chartex" xmlns:cx2="http://schemas.microsoft.com/office/drawing/2015/10/21/chartex" xmlns:cx3="http://schemas.microsoft.com/office/drawing/2016/5/9/chartex" xmlns:cx4="http://schemas.microsoft.com/office/drawing/2016/5/10/chartex" xmlns:cx5="http://schemas.microsoft.com/office/drawing/2016/5/11/chartex" xmlns:cx6="http://schemas.microsoft.com/office/drawing/2016/5/12/chartex" xmlns:cx7="http://schemas.microsoft.com/office/drawing/2016/5/13/chartex" xmlns:cx8="http://schemas.microsoft.com/office/drawing/2016/5/14/chartex" xmlns:mc="http://schemas.openxmlformats.org/markup-compatibility/2006" xmlns:aink="http://schemas.microsoft.com/office/drawing/2016/ink" xmlns:am3d="http://schemas.microsoft.com/office/drawing/2017/model3d" xmlns:o="urn:schemas-microsoft-com:office:office" xmlns:oel="http://schemas.microsoft.com/office/2019/extlst" xmlns:r="http://schemas.openxmlformats.org/officeDocument/2006/relationships" xmlns:m="http://schemas.openxmlformats.org/officeDocument/2006/math" xmlns:v="urn:schemas-microsoft-com:vml" xmlns:wp14="http://schemas.microsoft.com/office/word/2010/wordprocessingDrawing" xmlns:wp="http://schemas.openxmlformats.org/drawingml/2006/wordprocessingDrawing" xmlns:w10="urn:schemas-microsoft-com:office:word" xmlns:w="http://schemas.openxmlformats.org/wordprocessingml/2006/main" xmlns:w14="http://schemas.microsoft.com/office/word/2010/wordml" xmlns:w15="http://schemas.microsoft.com/office/word/2012/wordml" xmlns:w16cex="http://schemas.microsoft.com/office/word/2018/wordml/cex" xmlns:w16cid="http://schemas.microsoft.com/office/word/2016/wordml/cid" xmlns:w16="http://schemas.microsoft.com/office/word/2018/wordml" xmlns:w16sdtdh="http://schemas.microsoft.com/office/word/2020/wordml/sdtdatahash" xmlns:w16se="http://schemas.microsoft.com/office/word/2015/wordml/symex" xmlns:wpg="http://schemas.microsoft.com/office/word/2010/wordprocessingGroup" xmlns:wpi="http://schemas.microsoft.com/office/word/2010/wordprocessingInk" xmlns:wne="http://schemas.microsoft.com/office/word/2006/wordml" xmlns:wps="http://schemas.microsoft.com/office/word/2010/wordprocessingShape" mc:Ignorable="w14 w15 w16se w16cid w16 w16cex w16sdtdh wp14">
   <w:tbl>
     <w:tblPr>
       <w:tblW w:w="5000" w:type="pct"/>
@@ -1870,13 +2634,23 @@
               <w:lang w:val="de-CH"/>
             </w:rPr>
           </w:pPr>
+          <w:proofErr w:type="spellStart"/>
           <w:r>
             <w:rPr>
               <w:rFonts w:ascii="Century Gothic" w:hAnsi="Century Gothic" w:cs="Arial"/>
               <w:szCs w:val="16"/>
               <w:lang w:val="de-CH"/>
             </w:rPr>
-            <w:t>Failles XSS</w:t>
+            <w:t>Failles</w:t>
+          </w:r>
+          <w:proofErr w:type="spellEnd"/>
+          <w:r>
+            <w:rPr>
+              <w:rFonts w:ascii="Century Gothic" w:hAnsi="Century Gothic" w:cs="Arial"/>
+              <w:szCs w:val="16"/>
+              <w:lang w:val="de-CH"/>
+            </w:rPr>
+            <w:t xml:space="preserve"> XSS</w:t>
           </w:r>
         </w:p>
       </w:tc>
@@ -2063,7 +2837,7 @@
 </file>
 
 <file path=word/footnotes.xml><?xml version="1.0" encoding="utf-8"?>
-<w:footnotes xmlns:wpc="http://schemas.microsoft.com/office/word/2010/wordprocessingCanvas" xmlns:cx="http://schemas.microsoft.com/office/drawing/2014/chartex" xmlns:cx1="http://schemas.microsoft.com/office/drawing/2015/9/8/chartex" xmlns:cx2="http://schemas.microsoft.com/office/drawing/2015/10/21/chartex" xmlns:cx3="http://schemas.microsoft.com/office/drawing/2016/5/9/chartex" xmlns:cx4="http://schemas.microsoft.com/office/drawing/2016/5/10/chartex" xmlns:cx5="http://schemas.microsoft.com/office/drawing/2016/5/11/chartex" xmlns:cx6="http://schemas.microsoft.com/office/drawing/2016/5/12/chartex" xmlns:cx7="http://schemas.microsoft.com/office/drawing/2016/5/13/chartex" xmlns:cx8="http://schemas.microsoft.com/office/drawing/2016/5/14/chartex" xmlns:mc="http://schemas.openxmlformats.org/markup-compatibility/2006" xmlns:aink="http://schemas.microsoft.com/office/drawing/2016/ink" xmlns:am3d="http://schemas.microsoft.com/office/drawing/2017/model3d" xmlns:o="urn:schemas-microsoft-com:office:office" xmlns:oel="http://schemas.microsoft.com/office/2019/extlst" xmlns:r="http://schemas.openxmlformats.org/officeDocument/2006/relationships" xmlns:m="http://schemas.openxmlformats.org/officeDocument/2006/math" xmlns:v="urn:schemas-microsoft-com:vml" xmlns:wp14="http://schemas.microsoft.com/office/word/2010/wordprocessingDrawing" xmlns:wp="http://schemas.openxmlformats.org/drawingml/2006/wordprocessingDrawing" xmlns:w10="urn:schemas-microsoft-com:office:word" xmlns:w="http://schemas.openxmlformats.org/wordprocessingml/2006/main" xmlns:w14="http://schemas.microsoft.com/office/word/2010/wordml" xmlns:w15="http://schemas.microsoft.com/office/word/2012/wordml" xmlns:w16cex="http://schemas.microsoft.com/office/word/2018/wordml/cex" xmlns:w16cid="http://schemas.microsoft.com/office/word/2016/wordml/cid" xmlns:w16="http://schemas.microsoft.com/office/word/2018/wordml" xmlns:w16du="http://schemas.microsoft.com/office/word/2023/wordml/word16du" xmlns:w16sdtdh="http://schemas.microsoft.com/office/word/2020/wordml/sdtdatahash" xmlns:w16sdtfl="http://schemas.microsoft.com/office/word/2024/wordml/sdtformatlock" xmlns:w16se="http://schemas.microsoft.com/office/word/2015/wordml/symex" xmlns:wpg="http://schemas.microsoft.com/office/word/2010/wordprocessingGroup" xmlns:wpi="http://schemas.microsoft.com/office/word/2010/wordprocessingInk" xmlns:wne="http://schemas.microsoft.com/office/word/2006/wordml" xmlns:wps="http://schemas.microsoft.com/office/word/2010/wordprocessingShape" mc:Ignorable="w14 w15 w16se w16cid w16 w16cex w16sdtdh w16sdtfl w16du wp14">
+<w:footnotes xmlns:wpc="http://schemas.microsoft.com/office/word/2010/wordprocessingCanvas" xmlns:cx="http://schemas.microsoft.com/office/drawing/2014/chartex" xmlns:cx1="http://schemas.microsoft.com/office/drawing/2015/9/8/chartex" xmlns:cx2="http://schemas.microsoft.com/office/drawing/2015/10/21/chartex" xmlns:cx3="http://schemas.microsoft.com/office/drawing/2016/5/9/chartex" xmlns:cx4="http://schemas.microsoft.com/office/drawing/2016/5/10/chartex" xmlns:cx5="http://schemas.microsoft.com/office/drawing/2016/5/11/chartex" xmlns:cx6="http://schemas.microsoft.com/office/drawing/2016/5/12/chartex" xmlns:cx7="http://schemas.microsoft.com/office/drawing/2016/5/13/chartex" xmlns:cx8="http://schemas.microsoft.com/office/drawing/2016/5/14/chartex" xmlns:mc="http://schemas.openxmlformats.org/markup-compatibility/2006" xmlns:aink="http://schemas.microsoft.com/office/drawing/2016/ink" xmlns:am3d="http://schemas.microsoft.com/office/drawing/2017/model3d" xmlns:o="urn:schemas-microsoft-com:office:office" xmlns:oel="http://schemas.microsoft.com/office/2019/extlst" xmlns:r="http://schemas.openxmlformats.org/officeDocument/2006/relationships" xmlns:m="http://schemas.openxmlformats.org/officeDocument/2006/math" xmlns:v="urn:schemas-microsoft-com:vml" xmlns:wp14="http://schemas.microsoft.com/office/word/2010/wordprocessingDrawing" xmlns:wp="http://schemas.openxmlformats.org/drawingml/2006/wordprocessingDrawing" xmlns:w10="urn:schemas-microsoft-com:office:word" xmlns:w="http://schemas.openxmlformats.org/wordprocessingml/2006/main" xmlns:w14="http://schemas.microsoft.com/office/word/2010/wordml" xmlns:w15="http://schemas.microsoft.com/office/word/2012/wordml" xmlns:w16cex="http://schemas.microsoft.com/office/word/2018/wordml/cex" xmlns:w16cid="http://schemas.microsoft.com/office/word/2016/wordml/cid" xmlns:w16="http://schemas.microsoft.com/office/word/2018/wordml" xmlns:w16sdtdh="http://schemas.microsoft.com/office/word/2020/wordml/sdtdatahash" xmlns:w16se="http://schemas.microsoft.com/office/word/2015/wordml/symex" xmlns:wpg="http://schemas.microsoft.com/office/word/2010/wordprocessingGroup" xmlns:wpi="http://schemas.microsoft.com/office/word/2010/wordprocessingInk" xmlns:wne="http://schemas.microsoft.com/office/word/2006/wordml" xmlns:wps="http://schemas.microsoft.com/office/word/2010/wordprocessingShape" mc:Ignorable="w14 w15 w16se w16cid w16 w16cex w16sdtdh wp14">
   <w:footnote w:type="separator" w:id="-1">
     <w:p>
       <w:pPr>
@@ -2088,7 +2862,7 @@
 </file>
 
 <file path=word/header1.xml><?xml version="1.0" encoding="utf-8"?>
-<w:hdr xmlns:wpc="http://schemas.microsoft.com/office/word/2010/wordprocessingCanvas" xmlns:cx="http://schemas.microsoft.com/office/drawing/2014/chartex" xmlns:cx1="http://schemas.microsoft.com/office/drawing/2015/9/8/chartex" xmlns:cx2="http://schemas.microsoft.com/office/drawing/2015/10/21/chartex" xmlns:cx3="http://schemas.microsoft.com/office/drawing/2016/5/9/chartex" xmlns:cx4="http://schemas.microsoft.com/office/drawing/2016/5/10/chartex" xmlns:cx5="http://schemas.microsoft.com/office/drawing/2016/5/11/chartex" xmlns:cx6="http://schemas.microsoft.com/office/drawing/2016/5/12/chartex" xmlns:cx7="http://schemas.microsoft.com/office/drawing/2016/5/13/chartex" xmlns:cx8="http://schemas.microsoft.com/office/drawing/2016/5/14/chartex" xmlns:mc="http://schemas.openxmlformats.org/markup-compatibility/2006" xmlns:aink="http://schemas.microsoft.com/office/drawing/2016/ink" xmlns:am3d="http://schemas.microsoft.com/office/drawing/2017/model3d" xmlns:o="urn:schemas-microsoft-com:office:office" xmlns:oel="http://schemas.microsoft.com/office/2019/extlst" xmlns:r="http://schemas.openxmlformats.org/officeDocument/2006/relationships" xmlns:m="http://schemas.openxmlformats.org/officeDocument/2006/math" xmlns:v="urn:schemas-microsoft-com:vml" xmlns:wp14="http://schemas.microsoft.com/office/word/2010/wordprocessingDrawing" xmlns:wp="http://schemas.openxmlformats.org/drawingml/2006/wordprocessingDrawing" xmlns:w10="urn:schemas-microsoft-com:office:word" xmlns:w="http://schemas.openxmlformats.org/wordprocessingml/2006/main" xmlns:w14="http://schemas.microsoft.com/office/word/2010/wordml" xmlns:w15="http://schemas.microsoft.com/office/word/2012/wordml" xmlns:w16cex="http://schemas.microsoft.com/office/word/2018/wordml/cex" xmlns:w16cid="http://schemas.microsoft.com/office/word/2016/wordml/cid" xmlns:w16="http://schemas.microsoft.com/office/word/2018/wordml" xmlns:w16du="http://schemas.microsoft.com/office/word/2023/wordml/word16du" xmlns:w16sdtdh="http://schemas.microsoft.com/office/word/2020/wordml/sdtdatahash" xmlns:w16sdtfl="http://schemas.microsoft.com/office/word/2024/wordml/sdtformatlock" xmlns:w16se="http://schemas.microsoft.com/office/word/2015/wordml/symex" xmlns:wpg="http://schemas.microsoft.com/office/word/2010/wordprocessingGroup" xmlns:wpi="http://schemas.microsoft.com/office/word/2010/wordprocessingInk" xmlns:wne="http://schemas.microsoft.com/office/word/2006/wordml" xmlns:wps="http://schemas.microsoft.com/office/word/2010/wordprocessingShape" mc:Ignorable="w14 w15 w16se w16cid w16 w16cex w16sdtdh w16sdtfl w16du wp14">
+<w:hdr xmlns:wpc="http://schemas.microsoft.com/office/word/2010/wordprocessingCanvas" xmlns:cx="http://schemas.microsoft.com/office/drawing/2014/chartex" xmlns:cx1="http://schemas.microsoft.com/office/drawing/2015/9/8/chartex" xmlns:cx2="http://schemas.microsoft.com/office/drawing/2015/10/21/chartex" xmlns:cx3="http://schemas.microsoft.com/office/drawing/2016/5/9/chartex" xmlns:cx4="http://schemas.microsoft.com/office/drawing/2016/5/10/chartex" xmlns:cx5="http://schemas.microsoft.com/office/drawing/2016/5/11/chartex" xmlns:cx6="http://schemas.microsoft.com/office/drawing/2016/5/12/chartex" xmlns:cx7="http://schemas.microsoft.com/office/drawing/2016/5/13/chartex" xmlns:cx8="http://schemas.microsoft.com/office/drawing/2016/5/14/chartex" xmlns:mc="http://schemas.openxmlformats.org/markup-compatibility/2006" xmlns:aink="http://schemas.microsoft.com/office/drawing/2016/ink" xmlns:am3d="http://schemas.microsoft.com/office/drawing/2017/model3d" xmlns:o="urn:schemas-microsoft-com:office:office" xmlns:oel="http://schemas.microsoft.com/office/2019/extlst" xmlns:r="http://schemas.openxmlformats.org/officeDocument/2006/relationships" xmlns:m="http://schemas.openxmlformats.org/officeDocument/2006/math" xmlns:v="urn:schemas-microsoft-com:vml" xmlns:wp14="http://schemas.microsoft.com/office/word/2010/wordprocessingDrawing" xmlns:wp="http://schemas.openxmlformats.org/drawingml/2006/wordprocessingDrawing" xmlns:w10="urn:schemas-microsoft-com:office:word" xmlns:w="http://schemas.openxmlformats.org/wordprocessingml/2006/main" xmlns:w14="http://schemas.microsoft.com/office/word/2010/wordml" xmlns:w15="http://schemas.microsoft.com/office/word/2012/wordml" xmlns:w16cex="http://schemas.microsoft.com/office/word/2018/wordml/cex" xmlns:w16cid="http://schemas.microsoft.com/office/word/2016/wordml/cid" xmlns:w16="http://schemas.microsoft.com/office/word/2018/wordml" xmlns:w16sdtdh="http://schemas.microsoft.com/office/word/2020/wordml/sdtdatahash" xmlns:w16se="http://schemas.microsoft.com/office/word/2015/wordml/symex" xmlns:wpg="http://schemas.microsoft.com/office/word/2010/wordprocessingGroup" xmlns:wpi="http://schemas.microsoft.com/office/word/2010/wordprocessingInk" xmlns:wne="http://schemas.microsoft.com/office/word/2006/wordml" xmlns:wps="http://schemas.microsoft.com/office/word/2010/wordprocessingShape" mc:Ignorable="w14 w15 w16se w16cid w16 w16cex w16sdtdh wp14">
   <w:tbl>
     <w:tblPr>
       <w:tblW w:w="5000" w:type="pct"/>
@@ -2299,8 +3073,97 @@
 </file>
 
 <file path=word/numbering.xml><?xml version="1.0" encoding="utf-8"?>
-<w:numbering xmlns:wpc="http://schemas.microsoft.com/office/word/2010/wordprocessingCanvas" xmlns:cx="http://schemas.microsoft.com/office/drawing/2014/chartex" xmlns:cx1="http://schemas.microsoft.com/office/drawing/2015/9/8/chartex" xmlns:cx2="http://schemas.microsoft.com/office/drawing/2015/10/21/chartex" xmlns:cx3="http://schemas.microsoft.com/office/drawing/2016/5/9/chartex" xmlns:cx4="http://schemas.microsoft.com/office/drawing/2016/5/10/chartex" xmlns:cx5="http://schemas.microsoft.com/office/drawing/2016/5/11/chartex" xmlns:cx6="http://schemas.microsoft.com/office/drawing/2016/5/12/chartex" xmlns:cx7="http://schemas.microsoft.com/office/drawing/2016/5/13/chartex" xmlns:cx8="http://schemas.microsoft.com/office/drawing/2016/5/14/chartex" xmlns:mc="http://schemas.openxmlformats.org/markup-compatibility/2006" xmlns:aink="http://schemas.microsoft.com/office/drawing/2016/ink" xmlns:am3d="http://schemas.microsoft.com/office/drawing/2017/model3d" xmlns:o="urn:schemas-microsoft-com:office:office" xmlns:oel="http://schemas.microsoft.com/office/2019/extlst" xmlns:r="http://schemas.openxmlformats.org/officeDocument/2006/relationships" xmlns:m="http://schemas.openxmlformats.org/officeDocument/2006/math" xmlns:v="urn:schemas-microsoft-com:vml" xmlns:wp14="http://schemas.microsoft.com/office/word/2010/wordprocessingDrawing" xmlns:wp="http://schemas.openxmlformats.org/drawingml/2006/wordprocessingDrawing" xmlns:w10="urn:schemas-microsoft-com:office:word" xmlns:w="http://schemas.openxmlformats.org/wordprocessingml/2006/main" xmlns:w14="http://schemas.microsoft.com/office/word/2010/wordml" xmlns:w15="http://schemas.microsoft.com/office/word/2012/wordml" xmlns:w16cex="http://schemas.microsoft.com/office/word/2018/wordml/cex" xmlns:w16cid="http://schemas.microsoft.com/office/word/2016/wordml/cid" xmlns:w16="http://schemas.microsoft.com/office/word/2018/wordml" xmlns:w16du="http://schemas.microsoft.com/office/word/2023/wordml/word16du" xmlns:w16sdtdh="http://schemas.microsoft.com/office/word/2020/wordml/sdtdatahash" xmlns:w16sdtfl="http://schemas.microsoft.com/office/word/2024/wordml/sdtformatlock" xmlns:w16se="http://schemas.microsoft.com/office/word/2015/wordml/symex" xmlns:wpg="http://schemas.microsoft.com/office/word/2010/wordprocessingGroup" xmlns:wpi="http://schemas.microsoft.com/office/word/2010/wordprocessingInk" xmlns:wne="http://schemas.microsoft.com/office/word/2006/wordml" xmlns:wps="http://schemas.microsoft.com/office/word/2010/wordprocessingShape" mc:Ignorable="w14 w15 w16se w16cid w16 w16cex w16sdtdh w16sdtfl w16du wp14">
+<w:numbering xmlns:wpc="http://schemas.microsoft.com/office/word/2010/wordprocessingCanvas" xmlns:cx="http://schemas.microsoft.com/office/drawing/2014/chartex" xmlns:cx1="http://schemas.microsoft.com/office/drawing/2015/9/8/chartex" xmlns:cx2="http://schemas.microsoft.com/office/drawing/2015/10/21/chartex" xmlns:cx3="http://schemas.microsoft.com/office/drawing/2016/5/9/chartex" xmlns:cx4="http://schemas.microsoft.com/office/drawing/2016/5/10/chartex" xmlns:cx5="http://schemas.microsoft.com/office/drawing/2016/5/11/chartex" xmlns:cx6="http://schemas.microsoft.com/office/drawing/2016/5/12/chartex" xmlns:cx7="http://schemas.microsoft.com/office/drawing/2016/5/13/chartex" xmlns:cx8="http://schemas.microsoft.com/office/drawing/2016/5/14/chartex" xmlns:mc="http://schemas.openxmlformats.org/markup-compatibility/2006" xmlns:aink="http://schemas.microsoft.com/office/drawing/2016/ink" xmlns:am3d="http://schemas.microsoft.com/office/drawing/2017/model3d" xmlns:o="urn:schemas-microsoft-com:office:office" xmlns:oel="http://schemas.microsoft.com/office/2019/extlst" xmlns:r="http://schemas.openxmlformats.org/officeDocument/2006/relationships" xmlns:m="http://schemas.openxmlformats.org/officeDocument/2006/math" xmlns:v="urn:schemas-microsoft-com:vml" xmlns:wp14="http://schemas.microsoft.com/office/word/2010/wordprocessingDrawing" xmlns:wp="http://schemas.openxmlformats.org/drawingml/2006/wordprocessingDrawing" xmlns:w10="urn:schemas-microsoft-com:office:word" xmlns:w="http://schemas.openxmlformats.org/wordprocessingml/2006/main" xmlns:w14="http://schemas.microsoft.com/office/word/2010/wordml" xmlns:w15="http://schemas.microsoft.com/office/word/2012/wordml" xmlns:w16cex="http://schemas.microsoft.com/office/word/2018/wordml/cex" xmlns:w16cid="http://schemas.microsoft.com/office/word/2016/wordml/cid" xmlns:w16="http://schemas.microsoft.com/office/word/2018/wordml" xmlns:w16sdtdh="http://schemas.microsoft.com/office/word/2020/wordml/sdtdatahash" xmlns:w16se="http://schemas.microsoft.com/office/word/2015/wordml/symex" xmlns:wpg="http://schemas.microsoft.com/office/word/2010/wordprocessingGroup" xmlns:wpi="http://schemas.microsoft.com/office/word/2010/wordprocessingInk" xmlns:wne="http://schemas.microsoft.com/office/word/2006/wordml" xmlns:wps="http://schemas.microsoft.com/office/word/2010/wordprocessingShape" mc:Ignorable="w14 w15 w16se w16cid w16 w16cex w16sdtdh wp14">
   <w:abstractNum w:abstractNumId="0" w15:restartNumberingAfterBreak="0">
+    <w:nsid w:val="03AF0B79"/>
+    <w:multiLevelType w:val="hybridMultilevel"/>
+    <w:tmpl w:val="E470243A"/>
+    <w:lvl w:ilvl="0" w:tplc="100C000F">
+      <w:start w:val="1"/>
+      <w:numFmt w:val="decimal"/>
+      <w:lvlText w:val="%1."/>
+      <w:lvlJc w:val="left"/>
+      <w:pPr>
+        <w:ind w:left="720" w:hanging="360"/>
+      </w:pPr>
+      <w:rPr>
+        <w:rFonts w:hint="default"/>
+      </w:rPr>
+    </w:lvl>
+    <w:lvl w:ilvl="1" w:tplc="100C0019" w:tentative="1">
+      <w:start w:val="1"/>
+      <w:numFmt w:val="lowerLetter"/>
+      <w:lvlText w:val="%2."/>
+      <w:lvlJc w:val="left"/>
+      <w:pPr>
+        <w:ind w:left="1440" w:hanging="360"/>
+      </w:pPr>
+    </w:lvl>
+    <w:lvl w:ilvl="2" w:tplc="100C001B" w:tentative="1">
+      <w:start w:val="1"/>
+      <w:numFmt w:val="lowerRoman"/>
+      <w:lvlText w:val="%3."/>
+      <w:lvlJc w:val="right"/>
+      <w:pPr>
+        <w:ind w:left="2160" w:hanging="180"/>
+      </w:pPr>
+    </w:lvl>
+    <w:lvl w:ilvl="3" w:tplc="100C000F" w:tentative="1">
+      <w:start w:val="1"/>
+      <w:numFmt w:val="decimal"/>
+      <w:lvlText w:val="%4."/>
+      <w:lvlJc w:val="left"/>
+      <w:pPr>
+        <w:ind w:left="2880" w:hanging="360"/>
+      </w:pPr>
+    </w:lvl>
+    <w:lvl w:ilvl="4" w:tplc="100C0019" w:tentative="1">
+      <w:start w:val="1"/>
+      <w:numFmt w:val="lowerLetter"/>
+      <w:lvlText w:val="%5."/>
+      <w:lvlJc w:val="left"/>
+      <w:pPr>
+        <w:ind w:left="3600" w:hanging="360"/>
+      </w:pPr>
+    </w:lvl>
+    <w:lvl w:ilvl="5" w:tplc="100C001B" w:tentative="1">
+      <w:start w:val="1"/>
+      <w:numFmt w:val="lowerRoman"/>
+      <w:lvlText w:val="%6."/>
+      <w:lvlJc w:val="right"/>
+      <w:pPr>
+        <w:ind w:left="4320" w:hanging="180"/>
+      </w:pPr>
+    </w:lvl>
+    <w:lvl w:ilvl="6" w:tplc="100C000F" w:tentative="1">
+      <w:start w:val="1"/>
+      <w:numFmt w:val="decimal"/>
+      <w:lvlText w:val="%7."/>
+      <w:lvlJc w:val="left"/>
+      <w:pPr>
+        <w:ind w:left="5040" w:hanging="360"/>
+      </w:pPr>
+    </w:lvl>
+    <w:lvl w:ilvl="7" w:tplc="100C0019" w:tentative="1">
+      <w:start w:val="1"/>
+      <w:numFmt w:val="lowerLetter"/>
+      <w:lvlText w:val="%8."/>
+      <w:lvlJc w:val="left"/>
+      <w:pPr>
+        <w:ind w:left="5760" w:hanging="360"/>
+      </w:pPr>
+    </w:lvl>
+    <w:lvl w:ilvl="8" w:tplc="100C001B" w:tentative="1">
+      <w:start w:val="1"/>
+      <w:numFmt w:val="lowerRoman"/>
+      <w:lvlText w:val="%9."/>
+      <w:lvlJc w:val="right"/>
+      <w:pPr>
+        <w:ind w:left="6480" w:hanging="180"/>
+      </w:pPr>
+    </w:lvl>
+  </w:abstractNum>
+  <w:abstractNum w:abstractNumId="1" w15:restartNumberingAfterBreak="0">
     <w:nsid w:val="14CB6FD3"/>
     <w:multiLevelType w:val="hybridMultilevel"/>
     <w:tmpl w:val="6EF8A1B8"/>
@@ -2413,7 +3276,7 @@
       </w:rPr>
     </w:lvl>
   </w:abstractNum>
-  <w:abstractNum w:abstractNumId="1" w15:restartNumberingAfterBreak="0">
+  <w:abstractNum w:abstractNumId="2" w15:restartNumberingAfterBreak="0">
     <w:nsid w:val="1C732C59"/>
     <w:multiLevelType w:val="hybridMultilevel"/>
     <w:tmpl w:val="A00EBDE8"/>
@@ -2526,7 +3389,7 @@
       </w:rPr>
     </w:lvl>
   </w:abstractNum>
-  <w:abstractNum w:abstractNumId="2" w15:restartNumberingAfterBreak="0">
+  <w:abstractNum w:abstractNumId="3" w15:restartNumberingAfterBreak="0">
     <w:nsid w:val="1E37601B"/>
     <w:multiLevelType w:val="hybridMultilevel"/>
     <w:tmpl w:val="52BC6A60"/>
@@ -2639,7 +3502,7 @@
       </w:rPr>
     </w:lvl>
   </w:abstractNum>
-  <w:abstractNum w:abstractNumId="3" w15:restartNumberingAfterBreak="0">
+  <w:abstractNum w:abstractNumId="4" w15:restartNumberingAfterBreak="0">
     <w:nsid w:val="332D0CC1"/>
     <w:multiLevelType w:val="hybridMultilevel"/>
     <w:tmpl w:val="95DC807E"/>
@@ -2751,7 +3614,7 @@
       </w:rPr>
     </w:lvl>
   </w:abstractNum>
-  <w:abstractNum w:abstractNumId="4" w15:restartNumberingAfterBreak="0">
+  <w:abstractNum w:abstractNumId="5" w15:restartNumberingAfterBreak="0">
     <w:nsid w:val="3AD822E2"/>
     <w:multiLevelType w:val="hybridMultilevel"/>
     <w:tmpl w:val="05B2F04A"/>
@@ -2864,7 +3727,7 @@
       </w:rPr>
     </w:lvl>
   </w:abstractNum>
-  <w:abstractNum w:abstractNumId="5" w15:restartNumberingAfterBreak="0">
+  <w:abstractNum w:abstractNumId="6" w15:restartNumberingAfterBreak="0">
     <w:nsid w:val="3CC801DF"/>
     <w:multiLevelType w:val="hybridMultilevel"/>
     <w:tmpl w:val="C0C01A50"/>
@@ -2953,7 +3816,7 @@
       </w:pPr>
     </w:lvl>
   </w:abstractNum>
-  <w:abstractNum w:abstractNumId="6" w15:restartNumberingAfterBreak="0">
+  <w:abstractNum w:abstractNumId="7" w15:restartNumberingAfterBreak="0">
     <w:nsid w:val="519C12F7"/>
     <w:multiLevelType w:val="multilevel"/>
     <w:tmpl w:val="0CCEB8E8"/>
@@ -3041,35 +3904,130 @@
       </w:pPr>
     </w:lvl>
   </w:abstractNum>
+  <w:abstractNum w:abstractNumId="8" w15:restartNumberingAfterBreak="0">
+    <w:nsid w:val="561A6D1E"/>
+    <w:multiLevelType w:val="hybridMultilevel"/>
+    <w:tmpl w:val="2B6C2D2C"/>
+    <w:lvl w:ilvl="0" w:tplc="100C000F">
+      <w:start w:val="1"/>
+      <w:numFmt w:val="decimal"/>
+      <w:lvlText w:val="%1."/>
+      <w:lvlJc w:val="left"/>
+      <w:pPr>
+        <w:ind w:left="720" w:hanging="360"/>
+      </w:pPr>
+      <w:rPr>
+        <w:rFonts w:hint="default"/>
+      </w:rPr>
+    </w:lvl>
+    <w:lvl w:ilvl="1" w:tplc="100C0019" w:tentative="1">
+      <w:start w:val="1"/>
+      <w:numFmt w:val="lowerLetter"/>
+      <w:lvlText w:val="%2."/>
+      <w:lvlJc w:val="left"/>
+      <w:pPr>
+        <w:ind w:left="1440" w:hanging="360"/>
+      </w:pPr>
+    </w:lvl>
+    <w:lvl w:ilvl="2" w:tplc="100C001B" w:tentative="1">
+      <w:start w:val="1"/>
+      <w:numFmt w:val="lowerRoman"/>
+      <w:lvlText w:val="%3."/>
+      <w:lvlJc w:val="right"/>
+      <w:pPr>
+        <w:ind w:left="2160" w:hanging="180"/>
+      </w:pPr>
+    </w:lvl>
+    <w:lvl w:ilvl="3" w:tplc="100C000F" w:tentative="1">
+      <w:start w:val="1"/>
+      <w:numFmt w:val="decimal"/>
+      <w:lvlText w:val="%4."/>
+      <w:lvlJc w:val="left"/>
+      <w:pPr>
+        <w:ind w:left="2880" w:hanging="360"/>
+      </w:pPr>
+    </w:lvl>
+    <w:lvl w:ilvl="4" w:tplc="100C0019" w:tentative="1">
+      <w:start w:val="1"/>
+      <w:numFmt w:val="lowerLetter"/>
+      <w:lvlText w:val="%5."/>
+      <w:lvlJc w:val="left"/>
+      <w:pPr>
+        <w:ind w:left="3600" w:hanging="360"/>
+      </w:pPr>
+    </w:lvl>
+    <w:lvl w:ilvl="5" w:tplc="100C001B" w:tentative="1">
+      <w:start w:val="1"/>
+      <w:numFmt w:val="lowerRoman"/>
+      <w:lvlText w:val="%6."/>
+      <w:lvlJc w:val="right"/>
+      <w:pPr>
+        <w:ind w:left="4320" w:hanging="180"/>
+      </w:pPr>
+    </w:lvl>
+    <w:lvl w:ilvl="6" w:tplc="100C000F" w:tentative="1">
+      <w:start w:val="1"/>
+      <w:numFmt w:val="decimal"/>
+      <w:lvlText w:val="%7."/>
+      <w:lvlJc w:val="left"/>
+      <w:pPr>
+        <w:ind w:left="5040" w:hanging="360"/>
+      </w:pPr>
+    </w:lvl>
+    <w:lvl w:ilvl="7" w:tplc="100C0019" w:tentative="1">
+      <w:start w:val="1"/>
+      <w:numFmt w:val="lowerLetter"/>
+      <w:lvlText w:val="%8."/>
+      <w:lvlJc w:val="left"/>
+      <w:pPr>
+        <w:ind w:left="5760" w:hanging="360"/>
+      </w:pPr>
+    </w:lvl>
+    <w:lvl w:ilvl="8" w:tplc="100C001B" w:tentative="1">
+      <w:start w:val="1"/>
+      <w:numFmt w:val="lowerRoman"/>
+      <w:lvlText w:val="%9."/>
+      <w:lvlJc w:val="right"/>
+      <w:pPr>
+        <w:ind w:left="6480" w:hanging="180"/>
+      </w:pPr>
+    </w:lvl>
+  </w:abstractNum>
   <w:num w:numId="1" w16cid:durableId="948778141">
+    <w:abstractNumId w:val="7"/>
+  </w:num>
+  <w:num w:numId="2" w16cid:durableId="931552848">
+    <w:abstractNumId w:val="7"/>
+  </w:num>
+  <w:num w:numId="3" w16cid:durableId="465320166">
+    <w:abstractNumId w:val="3"/>
+  </w:num>
+  <w:num w:numId="4" w16cid:durableId="2145344516">
     <w:abstractNumId w:val="6"/>
   </w:num>
-  <w:num w:numId="2" w16cid:durableId="931552848">
-    <w:abstractNumId w:val="6"/>
+  <w:num w:numId="5" w16cid:durableId="902790804">
+    <w:abstractNumId w:val="5"/>
   </w:num>
-  <w:num w:numId="3" w16cid:durableId="465320166">
+  <w:num w:numId="6" w16cid:durableId="1008369282">
+    <w:abstractNumId w:val="1"/>
+  </w:num>
+  <w:num w:numId="7" w16cid:durableId="1503736132">
     <w:abstractNumId w:val="2"/>
   </w:num>
-  <w:num w:numId="4" w16cid:durableId="2145344516">
-    <w:abstractNumId w:val="5"/>
-  </w:num>
-  <w:num w:numId="5" w16cid:durableId="902790804">
+  <w:num w:numId="8" w16cid:durableId="541018165">
     <w:abstractNumId w:val="4"/>
   </w:num>
-  <w:num w:numId="6" w16cid:durableId="1008369282">
+  <w:num w:numId="9" w16cid:durableId="125927025">
+    <w:abstractNumId w:val="8"/>
+  </w:num>
+  <w:num w:numId="10" w16cid:durableId="1602058147">
     <w:abstractNumId w:val="0"/>
-  </w:num>
-  <w:num w:numId="7" w16cid:durableId="1503736132">
-    <w:abstractNumId w:val="1"/>
-  </w:num>
-  <w:num w:numId="8" w16cid:durableId="541018165">
-    <w:abstractNumId w:val="3"/>
   </w:num>
 </w:numbering>
 </file>
 
 <file path=word/styles.xml><?xml version="1.0" encoding="utf-8"?>
-<w:styles xmlns:mc="http://schemas.openxmlformats.org/markup-compatibility/2006" xmlns:r="http://schemas.openxmlformats.org/officeDocument/2006/relationships" xmlns:w="http://schemas.openxmlformats.org/wordprocessingml/2006/main" xmlns:w14="http://schemas.microsoft.com/office/word/2010/wordml" xmlns:w15="http://schemas.microsoft.com/office/word/2012/wordml" xmlns:w16cex="http://schemas.microsoft.com/office/word/2018/wordml/cex" xmlns:w16cid="http://schemas.microsoft.com/office/word/2016/wordml/cid" xmlns:w16="http://schemas.microsoft.com/office/word/2018/wordml" xmlns:w16du="http://schemas.microsoft.com/office/word/2023/wordml/word16du" xmlns:w16sdtdh="http://schemas.microsoft.com/office/word/2020/wordml/sdtdatahash" xmlns:w16sdtfl="http://schemas.microsoft.com/office/word/2024/wordml/sdtformatlock" xmlns:w16se="http://schemas.microsoft.com/office/word/2015/wordml/symex" mc:Ignorable="w14 w15 w16se w16cid w16 w16cex w16sdtdh w16sdtfl w16du">
+<w:styles xmlns:mc="http://schemas.openxmlformats.org/markup-compatibility/2006" xmlns:r="http://schemas.openxmlformats.org/officeDocument/2006/relationships" xmlns:w="http://schemas.openxmlformats.org/wordprocessingml/2006/main" xmlns:w14="http://schemas.microsoft.com/office/word/2010/wordml" xmlns:w15="http://schemas.microsoft.com/office/word/2012/wordml" xmlns:w16cex="http://schemas.microsoft.com/office/word/2018/wordml/cex" xmlns:w16cid="http://schemas.microsoft.com/office/word/2016/wordml/cid" xmlns:w16="http://schemas.microsoft.com/office/word/2018/wordml" xmlns:w16sdtdh="http://schemas.microsoft.com/office/word/2020/wordml/sdtdatahash" xmlns:w16se="http://schemas.microsoft.com/office/word/2015/wordml/symex" mc:Ignorable="w14 w15 w16se w16cid w16 w16cex w16sdtdh">
   <w:docDefaults>
     <w:rPrDefault>
       <w:rPr>
@@ -3522,7 +4480,6 @@
   <w:style w:type="character" w:default="1" w:styleId="Policepardfaut">
     <w:name w:val="Default Paragraph Font"/>
     <w:uiPriority w:val="1"/>
-    <w:semiHidden/>
     <w:unhideWhenUsed/>
   </w:style>
   <w:style w:type="table" w:default="1" w:styleId="TableauNormal">
